--- a/docs/lab-5/report.docx
+++ b/docs/lab-5/report.docx
@@ -1379,22 +1379,6 @@
     </w:p>
     <w:p>
       <w:pPr>
-        <w:jc w:val="both"/>
-        <w:rPr>
-          <w:rFonts w:ascii="Times New Roman" w:hAnsi="Times New Roman" w:cs="Times New Roman"/>
-          <w:sz w:val="28"/>
-        </w:rPr>
-      </w:pPr>
-      <w:r>
-        <w:rPr>
-          <w:rFonts w:ascii="Times New Roman" w:hAnsi="Times New Roman" w:cs="Times New Roman"/>
-          <w:sz w:val="28"/>
-        </w:rPr>
-        <w:t>Освоить простейшие методы синтеза изображений трехмерных сцен с учетом глобального освещения методом трассировки путей. Убедиться и доказать корректность сформированного изображения.</w:t>
-      </w:r>
-    </w:p>
-    <w:p>
-      <w:pPr>
         <w:spacing w:before="100" w:beforeAutospacing="1" w:after="100" w:afterAutospacing="1" w:line="360" w:lineRule="auto"/>
         <w:contextualSpacing/>
         <w:rPr>
@@ -1407,6 +1391,22 @@
           <w14:ligatures w14:val="none"/>
         </w:rPr>
       </w:pPr>
+      <w:r>
+        <w:rPr>
+          <w:rFonts w:ascii="Times New Roman" w:hAnsi="Times New Roman" w:cs="Times New Roman"/>
+          <w:sz w:val="28"/>
+          <w:szCs w:val="28"/>
+        </w:rPr>
+        <w:t>С</w:t>
+      </w:r>
+      <w:r>
+        <w:rPr>
+          <w:rFonts w:ascii="Times New Roman" w:hAnsi="Times New Roman" w:cs="Times New Roman"/>
+          <w:sz w:val="28"/>
+          <w:szCs w:val="28"/>
+        </w:rPr>
+        <w:t>низить шумы на синтезированном изображении, сохранив его физическую корректность.</w:t>
+      </w:r>
       <w:r>
         <w:rPr>
           <w:rFonts w:ascii="Times New Roman" w:eastAsia="Calibri" w:hAnsi="Times New Roman" w:cs="Times New Roman"/>
@@ -1448,43 +1448,6 @@
         <w:t>Задание</w:t>
       </w:r>
       <w:bookmarkEnd w:id="1"/>
-    </w:p>
-    <w:p>
-      <w:pPr>
-        <w:numPr>
-          <w:ilvl w:val="0"/>
-          <w:numId w:val="10"/>
-        </w:numPr>
-        <w:rPr>
-          <w:rFonts w:ascii="Times New Roman" w:hAnsi="Times New Roman" w:cs="Times New Roman"/>
-          <w:sz w:val="28"/>
-          <w:szCs w:val="28"/>
-        </w:rPr>
-      </w:pPr>
-      <w:r>
-        <w:rPr>
-          <w:rFonts w:ascii="Times New Roman" w:hAnsi="Times New Roman" w:cs="Times New Roman"/>
-          <w:sz w:val="28"/>
-          <w:szCs w:val="28"/>
-        </w:rPr>
-        <w:t>Цель</w:t>
-      </w:r>
-      <w:r>
-        <w:rPr>
-          <w:rFonts w:ascii="Times New Roman" w:hAnsi="Times New Roman" w:cs="Times New Roman"/>
-          <w:sz w:val="28"/>
-          <w:szCs w:val="28"/>
-        </w:rPr>
-        <w:t>: снизить</w:t>
-      </w:r>
-      <w:r>
-        <w:rPr>
-          <w:rFonts w:ascii="Times New Roman" w:hAnsi="Times New Roman" w:cs="Times New Roman"/>
-          <w:sz w:val="28"/>
-          <w:szCs w:val="28"/>
-        </w:rPr>
-        <w:t xml:space="preserve"> шумы на синтезированном изображении, сохранив его физическую корректность.</w:t>
-      </w:r>
     </w:p>
     <w:p>
       <w:pPr>
@@ -1803,15 +1766,14 @@
             </w:pPr>
             <w:r>
               <w:rPr>
-                <w:noProof/>
                 <w:lang w:val="en-US"/>
               </w:rPr>
               <w:lastRenderedPageBreak/>
               <w:drawing>
-                <wp:inline distT="0" distB="0" distL="0" distR="0" wp14:anchorId="29E1A7C1" wp14:editId="50ED71B3">
-                  <wp:extent cx="4762500" cy="4762500"/>
-                  <wp:effectExtent l="0" t="0" r="0" b="0"/>
-                  <wp:docPr id="1328348432" name="Рисунок 1"/>
+                <wp:inline distT="0" distB="0" distL="0" distR="0" wp14:anchorId="0F661CA0" wp14:editId="00669D0B">
+                  <wp:extent cx="4262400" cy="4262400"/>
+                  <wp:effectExtent l="0" t="0" r="5080" b="5080"/>
+                  <wp:docPr id="1571196682" name="Рисунок 1"/>
                   <wp:cNvGraphicFramePr>
                     <a:graphicFrameLocks xmlns:a="http://schemas.openxmlformats.org/drawingml/2006/main" noChangeAspect="1"/>
                   </wp:cNvGraphicFramePr>
@@ -1819,7 +1781,7 @@
                     <a:graphicData uri="http://schemas.openxmlformats.org/drawingml/2006/picture">
                       <pic:pic xmlns:pic="http://schemas.openxmlformats.org/drawingml/2006/picture">
                         <pic:nvPicPr>
-                          <pic:cNvPr id="1328348432" name=""/>
+                          <pic:cNvPr id="1571196682" name=""/>
                           <pic:cNvPicPr/>
                         </pic:nvPicPr>
                         <pic:blipFill>
@@ -1831,7 +1793,7 @@
                         <pic:spPr>
                           <a:xfrm>
                             <a:off x="0" y="0"/>
-                            <a:ext cx="4762500" cy="4762500"/>
+                            <a:ext cx="4262400" cy="4262400"/>
                           </a:xfrm>
                           <a:prstGeom prst="rect">
                             <a:avLst/>
@@ -1851,6 +1813,7 @@
           </w:tcPr>
           <w:p>
             <w:pPr>
+              <w:keepNext/>
               <w:rPr>
                 <w:rFonts w:ascii="Times New Roman" w:eastAsia="Calibri" w:hAnsi="Times New Roman" w:cs="Times New Roman"/>
                 <w:bCs/>
@@ -1866,17 +1829,16 @@
                 <w:rFonts w:ascii="Times New Roman" w:eastAsia="Calibri" w:hAnsi="Times New Roman" w:cs="Times New Roman"/>
                 <w:bCs/>
                 <w:iCs/>
-                <w:noProof/>
                 <w:color w:val="000000" w:themeColor="text1"/>
                 <w:sz w:val="28"/>
                 <w:szCs w:val="28"/>
                 <w:lang w:val="en-US"/>
               </w:rPr>
               <w:drawing>
-                <wp:inline distT="0" distB="0" distL="0" distR="0" wp14:anchorId="65AB797D" wp14:editId="7E6095C9">
-                  <wp:extent cx="4762500" cy="4762500"/>
-                  <wp:effectExtent l="0" t="0" r="0" b="0"/>
-                  <wp:docPr id="779582259" name="Рисунок 1"/>
+                <wp:inline distT="0" distB="0" distL="0" distR="0" wp14:anchorId="202A6CBC" wp14:editId="7BA355BB">
+                  <wp:extent cx="4262400" cy="4262400"/>
+                  <wp:effectExtent l="0" t="0" r="5080" b="5080"/>
+                  <wp:docPr id="1080832863" name="Рисунок 1"/>
                   <wp:cNvGraphicFramePr>
                     <a:graphicFrameLocks xmlns:a="http://schemas.openxmlformats.org/drawingml/2006/main" noChangeAspect="1"/>
                   </wp:cNvGraphicFramePr>
@@ -1884,7 +1846,7 @@
                     <a:graphicData uri="http://schemas.openxmlformats.org/drawingml/2006/picture">
                       <pic:pic xmlns:pic="http://schemas.openxmlformats.org/drawingml/2006/picture">
                         <pic:nvPicPr>
-                          <pic:cNvPr id="779582259" name=""/>
+                          <pic:cNvPr id="1080832863" name=""/>
                           <pic:cNvPicPr/>
                         </pic:nvPicPr>
                         <pic:blipFill>
@@ -1896,7 +1858,7 @@
                         <pic:spPr>
                           <a:xfrm>
                             <a:off x="0" y="0"/>
-                            <a:ext cx="4762500" cy="4762500"/>
+                            <a:ext cx="4262400" cy="4262400"/>
                           </a:xfrm>
                           <a:prstGeom prst="rect">
                             <a:avLst/>
@@ -1916,6 +1878,212 @@
       <w:pPr>
         <w:jc w:val="center"/>
         <w:rPr>
+          <w:rFonts w:ascii="Times New Roman" w:hAnsi="Times New Roman" w:cs="Times New Roman"/>
+          <w:color w:val="000000" w:themeColor="text1"/>
+          <w:sz w:val="28"/>
+          <w:szCs w:val="28"/>
+        </w:rPr>
+      </w:pPr>
+    </w:p>
+    <w:p>
+      <w:pPr>
+        <w:jc w:val="center"/>
+        <w:rPr>
+          <w:rFonts w:ascii="Times New Roman" w:hAnsi="Times New Roman" w:cs="Times New Roman"/>
+          <w:color w:val="000000" w:themeColor="text1"/>
+          <w:sz w:val="28"/>
+          <w:szCs w:val="28"/>
+        </w:rPr>
+      </w:pPr>
+      <w:r>
+        <w:rPr>
+          <w:rFonts w:ascii="Times New Roman" w:hAnsi="Times New Roman" w:cs="Times New Roman"/>
+          <w:color w:val="000000" w:themeColor="text1"/>
+          <w:sz w:val="28"/>
+          <w:szCs w:val="28"/>
+        </w:rPr>
+        <w:t xml:space="preserve">Рисунок </w:t>
+      </w:r>
+      <w:r>
+        <w:rPr>
+          <w:rFonts w:ascii="Times New Roman" w:hAnsi="Times New Roman" w:cs="Times New Roman"/>
+          <w:color w:val="000000" w:themeColor="text1"/>
+          <w:sz w:val="28"/>
+          <w:szCs w:val="28"/>
+        </w:rPr>
+        <w:fldChar w:fldCharType="begin"/>
+      </w:r>
+      <w:r>
+        <w:rPr>
+          <w:rFonts w:ascii="Times New Roman" w:hAnsi="Times New Roman" w:cs="Times New Roman"/>
+          <w:color w:val="000000" w:themeColor="text1"/>
+          <w:sz w:val="28"/>
+          <w:szCs w:val="28"/>
+        </w:rPr>
+        <w:instrText xml:space="preserve"> SEQ Рисунок \* ARABIC </w:instrText>
+      </w:r>
+      <w:r>
+        <w:rPr>
+          <w:rFonts w:ascii="Times New Roman" w:hAnsi="Times New Roman" w:cs="Times New Roman"/>
+          <w:color w:val="000000" w:themeColor="text1"/>
+          <w:sz w:val="28"/>
+          <w:szCs w:val="28"/>
+        </w:rPr>
+        <w:fldChar w:fldCharType="separate"/>
+      </w:r>
+      <w:r>
+        <w:rPr>
+          <w:rFonts w:ascii="Times New Roman" w:hAnsi="Times New Roman" w:cs="Times New Roman"/>
+          <w:color w:val="000000" w:themeColor="text1"/>
+          <w:sz w:val="28"/>
+          <w:szCs w:val="28"/>
+        </w:rPr>
+        <w:t>1</w:t>
+      </w:r>
+      <w:r>
+        <w:rPr>
+          <w:rFonts w:ascii="Times New Roman" w:hAnsi="Times New Roman" w:cs="Times New Roman"/>
+          <w:color w:val="000000" w:themeColor="text1"/>
+          <w:sz w:val="28"/>
+          <w:szCs w:val="28"/>
+        </w:rPr>
+        <w:fldChar w:fldCharType="end"/>
+      </w:r>
+      <w:r>
+        <w:rPr>
+          <w:rFonts w:ascii="Times New Roman" w:hAnsi="Times New Roman" w:cs="Times New Roman"/>
+          <w:color w:val="000000" w:themeColor="text1"/>
+          <w:sz w:val="28"/>
+          <w:szCs w:val="28"/>
+        </w:rPr>
+        <w:t xml:space="preserve"> – Изображение до и после применения фильтра </w:t>
+      </w:r>
+      <w:r>
+        <w:rPr>
+          <w:rFonts w:ascii="Times New Roman" w:hAnsi="Times New Roman" w:cs="Times New Roman"/>
+          <w:color w:val="000000" w:themeColor="text1"/>
+          <w:sz w:val="28"/>
+          <w:szCs w:val="28"/>
+        </w:rPr>
+        <w:br/>
+      </w:r>
+      <w:r>
+        <w:rPr>
+          <w:rFonts w:ascii="Times New Roman" w:hAnsi="Times New Roman" w:cs="Times New Roman"/>
+          <w:color w:val="000000" w:themeColor="text1"/>
+          <w:sz w:val="28"/>
+          <w:szCs w:val="28"/>
+        </w:rPr>
+        <w:t>(</w:t>
+      </w:r>
+      <w:r>
+        <w:rPr>
+          <w:rFonts w:ascii="Times New Roman" w:hAnsi="Times New Roman" w:cs="Times New Roman"/>
+          <w:color w:val="000000" w:themeColor="text1"/>
+          <w:sz w:val="28"/>
+          <w:szCs w:val="28"/>
+          <w:lang w:val="en-US"/>
+        </w:rPr>
+        <w:t>render</w:t>
+      </w:r>
+      <w:r>
+        <w:rPr>
+          <w:rFonts w:ascii="Times New Roman" w:hAnsi="Times New Roman" w:cs="Times New Roman"/>
+          <w:color w:val="000000" w:themeColor="text1"/>
+          <w:sz w:val="28"/>
+          <w:szCs w:val="28"/>
+        </w:rPr>
+        <w:t>: 1000</w:t>
+      </w:r>
+      <w:r>
+        <w:rPr>
+          <w:rFonts w:ascii="Times New Roman" w:hAnsi="Times New Roman" w:cs="Times New Roman"/>
+          <w:color w:val="000000" w:themeColor="text1"/>
+          <w:sz w:val="28"/>
+          <w:szCs w:val="28"/>
+          <w:lang w:val="en-US"/>
+        </w:rPr>
+        <w:t>x</w:t>
+      </w:r>
+      <w:r>
+        <w:rPr>
+          <w:rFonts w:ascii="Times New Roman" w:hAnsi="Times New Roman" w:cs="Times New Roman"/>
+          <w:color w:val="000000" w:themeColor="text1"/>
+          <w:sz w:val="28"/>
+          <w:szCs w:val="28"/>
+        </w:rPr>
+        <w:t xml:space="preserve">1000, </w:t>
+      </w:r>
+      <w:r>
+        <w:rPr>
+          <w:rFonts w:ascii="Times New Roman" w:hAnsi="Times New Roman" w:cs="Times New Roman"/>
+          <w:color w:val="000000" w:themeColor="text1"/>
+          <w:sz w:val="28"/>
+          <w:szCs w:val="28"/>
+          <w:lang w:val="en-US"/>
+        </w:rPr>
+        <w:t>spp</w:t>
+      </w:r>
+      <w:r>
+        <w:rPr>
+          <w:rFonts w:ascii="Times New Roman" w:hAnsi="Times New Roman" w:cs="Times New Roman"/>
+          <w:color w:val="000000" w:themeColor="text1"/>
+          <w:sz w:val="28"/>
+          <w:szCs w:val="28"/>
+        </w:rPr>
+        <w:t xml:space="preserve">=24, </w:t>
+      </w:r>
+      <w:r>
+        <w:rPr>
+          <w:rFonts w:ascii="Times New Roman" w:hAnsi="Times New Roman" w:cs="Times New Roman"/>
+          <w:color w:val="000000" w:themeColor="text1"/>
+          <w:sz w:val="28"/>
+          <w:szCs w:val="28"/>
+          <w:lang w:val="en-US"/>
+        </w:rPr>
+        <w:t>maxDepth</w:t>
+      </w:r>
+      <w:r>
+        <w:rPr>
+          <w:rFonts w:ascii="Times New Roman" w:hAnsi="Times New Roman" w:cs="Times New Roman"/>
+          <w:color w:val="000000" w:themeColor="text1"/>
+          <w:sz w:val="28"/>
+          <w:szCs w:val="28"/>
+        </w:rPr>
+        <w:t xml:space="preserve">=8, </w:t>
+      </w:r>
+      <w:r>
+        <w:rPr>
+          <w:rFonts w:ascii="Times New Roman" w:hAnsi="Times New Roman" w:cs="Times New Roman"/>
+          <w:color w:val="000000" w:themeColor="text1"/>
+          <w:sz w:val="28"/>
+          <w:szCs w:val="28"/>
+          <w:lang w:val="en-US"/>
+        </w:rPr>
+        <w:t>rrStart</w:t>
+      </w:r>
+      <w:r>
+        <w:rPr>
+          <w:rFonts w:ascii="Times New Roman" w:hAnsi="Times New Roman" w:cs="Times New Roman"/>
+          <w:color w:val="000000" w:themeColor="text1"/>
+          <w:sz w:val="28"/>
+          <w:szCs w:val="28"/>
+        </w:rPr>
+        <w:t>=4</w:t>
+      </w:r>
+      <w:r>
+        <w:rPr>
+          <w:rFonts w:ascii="Times New Roman" w:hAnsi="Times New Roman" w:cs="Times New Roman"/>
+          <w:color w:val="000000" w:themeColor="text1"/>
+          <w:sz w:val="28"/>
+          <w:szCs w:val="28"/>
+        </w:rPr>
+        <w:t>)</w:t>
+      </w:r>
+    </w:p>
+    <w:p>
+      <w:pPr>
+        <w:rPr>
           <w:rFonts w:ascii="Times New Roman" w:eastAsia="Calibri" w:hAnsi="Times New Roman" w:cs="Times New Roman"/>
           <w:bCs/>
           <w:iCs/>
@@ -1923,655 +2091,368 @@
           <w:kern w:val="0"/>
           <w:sz w:val="28"/>
           <w:szCs w:val="28"/>
-          <w:lang w:val="en-US"/>
-          <w14:ligatures w14:val="none"/>
-        </w:rPr>
-      </w:pPr>
-    </w:p>
-    <w:p>
-      <w:pPr>
-        <w:jc w:val="center"/>
+          <w14:ligatures w14:val="none"/>
+        </w:rPr>
+      </w:pPr>
+    </w:p>
+    <w:p>
+      <w:pPr>
+        <w:pStyle w:val="af2"/>
+        <w:keepNext/>
+        <w:rPr>
+          <w:rFonts w:ascii="Times New Roman" w:hAnsi="Times New Roman" w:cs="Times New Roman"/>
+          <w:i w:val="0"/>
+          <w:iCs w:val="0"/>
+          <w:color w:val="000000" w:themeColor="text1"/>
+          <w:sz w:val="28"/>
+          <w:szCs w:val="28"/>
+        </w:rPr>
+      </w:pPr>
+      <w:r>
+        <w:rPr>
+          <w:rFonts w:ascii="Times New Roman" w:hAnsi="Times New Roman" w:cs="Times New Roman"/>
+          <w:i w:val="0"/>
+          <w:iCs w:val="0"/>
+          <w:color w:val="000000" w:themeColor="text1"/>
+          <w:sz w:val="28"/>
+          <w:szCs w:val="28"/>
+        </w:rPr>
+        <w:t>Блок</w:t>
+      </w:r>
+      <w:r>
+        <w:rPr>
+          <w:rFonts w:ascii="Times New Roman" w:hAnsi="Times New Roman" w:cs="Times New Roman"/>
+          <w:i w:val="0"/>
+          <w:iCs w:val="0"/>
+          <w:color w:val="000000" w:themeColor="text1"/>
+          <w:sz w:val="28"/>
+          <w:szCs w:val="28"/>
+        </w:rPr>
+        <w:t xml:space="preserve"> </w:t>
+      </w:r>
+      <w:r>
+        <w:rPr>
+          <w:rFonts w:ascii="Times New Roman" w:hAnsi="Times New Roman" w:cs="Times New Roman"/>
+          <w:i w:val="0"/>
+          <w:iCs w:val="0"/>
+          <w:color w:val="000000" w:themeColor="text1"/>
+          <w:sz w:val="28"/>
+          <w:szCs w:val="28"/>
+        </w:rPr>
+        <w:fldChar w:fldCharType="begin"/>
+      </w:r>
+      <w:r>
+        <w:rPr>
+          <w:rFonts w:ascii="Times New Roman" w:hAnsi="Times New Roman" w:cs="Times New Roman"/>
+          <w:i w:val="0"/>
+          <w:iCs w:val="0"/>
+          <w:color w:val="000000" w:themeColor="text1"/>
+          <w:sz w:val="28"/>
+          <w:szCs w:val="28"/>
+        </w:rPr>
+        <w:instrText xml:space="preserve"> SEQ Рисунок \* ARABIC </w:instrText>
+      </w:r>
+      <w:r>
+        <w:rPr>
+          <w:rFonts w:ascii="Times New Roman" w:hAnsi="Times New Roman" w:cs="Times New Roman"/>
+          <w:i w:val="0"/>
+          <w:iCs w:val="0"/>
+          <w:color w:val="000000" w:themeColor="text1"/>
+          <w:sz w:val="28"/>
+          <w:szCs w:val="28"/>
+        </w:rPr>
+        <w:fldChar w:fldCharType="separate"/>
+      </w:r>
+      <w:r>
+        <w:rPr>
+          <w:rFonts w:ascii="Times New Roman" w:hAnsi="Times New Roman" w:cs="Times New Roman"/>
+          <w:i w:val="0"/>
+          <w:iCs w:val="0"/>
+          <w:noProof/>
+          <w:color w:val="000000" w:themeColor="text1"/>
+          <w:sz w:val="28"/>
+          <w:szCs w:val="28"/>
+        </w:rPr>
+        <w:t>2</w:t>
+      </w:r>
+      <w:r>
+        <w:rPr>
+          <w:rFonts w:ascii="Times New Roman" w:hAnsi="Times New Roman" w:cs="Times New Roman"/>
+          <w:i w:val="0"/>
+          <w:iCs w:val="0"/>
+          <w:color w:val="000000" w:themeColor="text1"/>
+          <w:sz w:val="28"/>
+          <w:szCs w:val="28"/>
+        </w:rPr>
+        <w:fldChar w:fldCharType="end"/>
+      </w:r>
+      <w:r>
+        <w:rPr>
+          <w:rFonts w:ascii="Times New Roman" w:hAnsi="Times New Roman" w:cs="Times New Roman"/>
+          <w:i w:val="0"/>
+          <w:iCs w:val="0"/>
+          <w:color w:val="000000" w:themeColor="text1"/>
+          <w:sz w:val="28"/>
+          <w:szCs w:val="28"/>
+        </w:rPr>
+        <w:t xml:space="preserve"> </w:t>
+      </w:r>
+      <w:r>
+        <w:rPr>
+          <w:rFonts w:ascii="Times New Roman" w:hAnsi="Times New Roman" w:cs="Times New Roman"/>
+          <w:i w:val="0"/>
+          <w:iCs w:val="0"/>
+          <w:color w:val="000000" w:themeColor="text1"/>
+          <w:sz w:val="28"/>
+          <w:szCs w:val="28"/>
+        </w:rPr>
+        <w:t xml:space="preserve">– </w:t>
+      </w:r>
+      <w:r>
+        <w:rPr>
+          <w:rFonts w:ascii="Times New Roman" w:hAnsi="Times New Roman" w:cs="Times New Roman"/>
+          <w:i w:val="0"/>
+          <w:iCs w:val="0"/>
+          <w:color w:val="000000" w:themeColor="text1"/>
+          <w:sz w:val="28"/>
+          <w:szCs w:val="28"/>
+        </w:rPr>
+        <w:t>Использованные настройки фильтрации</w:t>
+      </w:r>
+    </w:p>
+    <w:p>
+      <w:pPr>
+        <w:keepNext/>
+      </w:pPr>
+      <w:r>
         <w:rPr>
           <w:rFonts w:ascii="Times New Roman" w:eastAsia="Calibri" w:hAnsi="Times New Roman" w:cs="Times New Roman"/>
           <w:bCs/>
           <w:iCs/>
-          <w:color w:val="000000" w:themeColor="text1"/>
-          <w:kern w:val="0"/>
-          <w:sz w:val="28"/>
-          <w:szCs w:val="28"/>
-          <w:lang w:val="en-US"/>
-          <w14:ligatures w14:val="none"/>
-        </w:rPr>
-      </w:pPr>
-      <w:r>
+          <w:noProof/>
+          <w:color w:val="000000" w:themeColor="text1"/>
+          <w:kern w:val="0"/>
+          <w:sz w:val="28"/>
+          <w:szCs w:val="28"/>
+          <w14:ligatures w14:val="none"/>
+        </w:rPr>
+        <mc:AlternateContent>
+          <mc:Choice Requires="wps">
+            <w:drawing>
+              <wp:inline distT="0" distB="0" distL="0" distR="0" wp14:anchorId="72974CD7" wp14:editId="02902197">
+                <wp:extent cx="1905000" cy="1404620"/>
+                <wp:effectExtent l="0" t="0" r="19050" b="14605"/>
+                <wp:docPr id="217" name="Надпись 2"/>
+                <wp:cNvGraphicFramePr>
+                  <a:graphicFrameLocks xmlns:a="http://schemas.openxmlformats.org/drawingml/2006/main"/>
+                </wp:cNvGraphicFramePr>
+                <a:graphic xmlns:a="http://schemas.openxmlformats.org/drawingml/2006/main">
+                  <a:graphicData uri="http://schemas.microsoft.com/office/word/2010/wordprocessingShape">
+                    <wps:wsp>
+                      <wps:cNvSpPr txBox="1">
+                        <a:spLocks noChangeArrowheads="1"/>
+                      </wps:cNvSpPr>
+                      <wps:spPr bwMode="auto">
+                        <a:xfrm>
+                          <a:off x="0" y="0"/>
+                          <a:ext cx="1905000" cy="1404620"/>
+                        </a:xfrm>
+                        <a:prstGeom prst="rect">
+                          <a:avLst/>
+                        </a:prstGeom>
+                        <a:solidFill>
+                          <a:srgbClr val="FFFFFF"/>
+                        </a:solidFill>
+                        <a:ln w="9525">
+                          <a:solidFill>
+                            <a:srgbClr val="000000"/>
+                          </a:solidFill>
+                          <a:miter lim="800000"/>
+                          <a:headEnd/>
+                          <a:tailEnd/>
+                        </a:ln>
+                      </wps:spPr>
+                      <wps:txbx>
+                        <w:txbxContent>
+                          <w:p>
+                            <w:pPr>
+                              <w:rPr>
+                                <w:lang w:val="en-US"/>
+                              </w:rPr>
+                            </w:pPr>
+                            <w:r>
+                              <w:rPr>
+                                <w:lang w:val="en-US"/>
+                              </w:rPr>
+                              <w:t>radius = 3</w:t>
+                            </w:r>
+                          </w:p>
+                          <w:p>
+                            <w:pPr>
+                              <w:rPr>
+                                <w:lang w:val="en-US"/>
+                              </w:rPr>
+                            </w:pPr>
+                            <w:r>
+                              <w:rPr>
+                                <w:lang w:val="en-US"/>
+                              </w:rPr>
+                              <w:t>sigmaSpace = 2.0</w:t>
+                            </w:r>
+                          </w:p>
+                          <w:p>
+                            <w:pPr>
+                              <w:rPr>
+                                <w:lang w:val="en-US"/>
+                              </w:rPr>
+                            </w:pPr>
+                            <w:r>
+                              <w:rPr>
+                                <w:lang w:val="en-US"/>
+                              </w:rPr>
+                              <w:t>sigmaDepth = 0.35</w:t>
+                            </w:r>
+                          </w:p>
+                          <w:p>
+                            <w:pPr>
+                              <w:rPr>
+                                <w:lang w:val="en-US"/>
+                              </w:rPr>
+                            </w:pPr>
+                            <w:r>
+                              <w:rPr>
+                                <w:lang w:val="en-US"/>
+                              </w:rPr>
+                              <w:t>sigmaColor = 0.5</w:t>
+                            </w:r>
+                          </w:p>
+                          <w:p>
+                            <w:pPr>
+                              <w:rPr>
+                                <w:lang w:val="en-US"/>
+                              </w:rPr>
+                            </w:pPr>
+                            <w:r>
+                              <w:rPr>
+                                <w:lang w:val="en-US"/>
+                              </w:rPr>
+                              <w:t>normalPower = 16.0</w:t>
+                            </w:r>
+                          </w:p>
+                        </w:txbxContent>
+                      </wps:txbx>
+                      <wps:bodyPr rot="0" vert="horz" wrap="square" lIns="91440" tIns="45720" rIns="91440" bIns="45720" anchor="t" anchorCtr="0">
+                        <a:spAutoFit/>
+                      </wps:bodyPr>
+                    </wps:wsp>
+                  </a:graphicData>
+                </a:graphic>
+              </wp:inline>
+            </w:drawing>
+          </mc:Choice>
+          <mc:Fallback>
+            <w:pict>
+              <v:shapetype w14:anchorId="72974CD7" id="_x0000_t202" coordsize="21600,21600" o:spt="202" path="m,l,21600r21600,l21600,xe">
+                <v:stroke joinstyle="miter"/>
+                <v:path gradientshapeok="t" o:connecttype="rect"/>
+              </v:shapetype>
+              <v:shape id="Надпись 2" o:spid="_x0000_s1026" type="#_x0000_t202" style="width:150pt;height:110.6pt;visibility:visible;mso-wrap-style:square;mso-left-percent:-10001;mso-top-percent:-10001;mso-position-horizontal:absolute;mso-position-horizontal-relative:char;mso-position-vertical:absolute;mso-position-vertical-relative:line;mso-left-percent:-10001;mso-top-percent:-10001;v-text-anchor:top" o:gfxdata="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">
+                <v:textbox style="mso-fit-shape-to-text:t">
+                  <w:txbxContent>
+                    <w:p>
+                      <w:pPr>
+                        <w:rPr>
+                          <w:lang w:val="en-US"/>
+                        </w:rPr>
+                      </w:pPr>
+                      <w:r>
+                        <w:rPr>
+                          <w:lang w:val="en-US"/>
+                        </w:rPr>
+                        <w:t>radius = 3</w:t>
+                      </w:r>
+                    </w:p>
+                    <w:p>
+                      <w:pPr>
+                        <w:rPr>
+                          <w:lang w:val="en-US"/>
+                        </w:rPr>
+                      </w:pPr>
+                      <w:r>
+                        <w:rPr>
+                          <w:lang w:val="en-US"/>
+                        </w:rPr>
+                        <w:t>sigmaSpace = 2.0</w:t>
+                      </w:r>
+                    </w:p>
+                    <w:p>
+                      <w:pPr>
+                        <w:rPr>
+                          <w:lang w:val="en-US"/>
+                        </w:rPr>
+                      </w:pPr>
+                      <w:r>
+                        <w:rPr>
+                          <w:lang w:val="en-US"/>
+                        </w:rPr>
+                        <w:t>sigmaDepth = 0.35</w:t>
+                      </w:r>
+                    </w:p>
+                    <w:p>
+                      <w:pPr>
+                        <w:rPr>
+                          <w:lang w:val="en-US"/>
+                        </w:rPr>
+                      </w:pPr>
+                      <w:r>
+                        <w:rPr>
+                          <w:lang w:val="en-US"/>
+                        </w:rPr>
+                        <w:t>sigmaColor = 0.5</w:t>
+                      </w:r>
+                    </w:p>
+                    <w:p>
+                      <w:pPr>
+                        <w:rPr>
+                          <w:lang w:val="en-US"/>
+                        </w:rPr>
+                      </w:pPr>
+                      <w:r>
+                        <w:rPr>
+                          <w:lang w:val="en-US"/>
+                        </w:rPr>
+                        <w:t>normalPower = 16.0</w:t>
+                      </w:r>
+                    </w:p>
+                  </w:txbxContent>
+                </v:textbox>
+                <w10:anchorlock/>
+              </v:shape>
+            </w:pict>
+          </mc:Fallback>
+        </mc:AlternateContent>
+      </w:r>
+    </w:p>
+    <w:p>
+      <w:pPr>
         <w:rPr>
           <w:rFonts w:ascii="Times New Roman" w:eastAsia="Calibri" w:hAnsi="Times New Roman" w:cs="Times New Roman"/>
           <w:bCs/>
-          <w:iCs/>
-          <w:color w:val="000000" w:themeColor="text1"/>
-          <w:kern w:val="0"/>
-          <w:sz w:val="28"/>
-          <w:szCs w:val="28"/>
-          <w:lang w:val="en-US"/>
-          <w14:ligatures w14:val="none"/>
-        </w:rPr>
-        <w:t xml:space="preserve">Render: </w:t>
-      </w:r>
+          <w:color w:val="000000" w:themeColor="text1"/>
+          <w:kern w:val="0"/>
+          <w:sz w:val="28"/>
+          <w:szCs w:val="28"/>
+          <w14:ligatures w14:val="none"/>
+        </w:rPr>
+      </w:pPr>
       <w:r>
         <w:rPr>
           <w:rFonts w:ascii="Times New Roman" w:eastAsia="Calibri" w:hAnsi="Times New Roman" w:cs="Times New Roman"/>
           <w:bCs/>
-          <w:iCs/>
-          <w:color w:val="000000" w:themeColor="text1"/>
-          <w:kern w:val="0"/>
-          <w:sz w:val="28"/>
-          <w:szCs w:val="28"/>
-          <w:lang w:val="en-US"/>
-          <w14:ligatures w14:val="none"/>
-        </w:rPr>
-        <w:t>50</w:t>
-      </w:r>
-      <w:r>
-        <w:rPr>
-          <w:rFonts w:ascii="Times New Roman" w:eastAsia="Calibri" w:hAnsi="Times New Roman" w:cs="Times New Roman"/>
-          <w:bCs/>
-          <w:iCs/>
-          <w:color w:val="000000" w:themeColor="text1"/>
-          <w:kern w:val="0"/>
-          <w:sz w:val="28"/>
-          <w:szCs w:val="28"/>
-          <w:lang w:val="en-US"/>
-          <w14:ligatures w14:val="none"/>
-        </w:rPr>
-        <w:t>0x</w:t>
-      </w:r>
-      <w:r>
-        <w:rPr>
-          <w:rFonts w:ascii="Times New Roman" w:eastAsia="Calibri" w:hAnsi="Times New Roman" w:cs="Times New Roman"/>
-          <w:bCs/>
-          <w:iCs/>
-          <w:color w:val="000000" w:themeColor="text1"/>
-          <w:kern w:val="0"/>
-          <w:sz w:val="28"/>
-          <w:szCs w:val="28"/>
-          <w:lang w:val="en-US"/>
-          <w14:ligatures w14:val="none"/>
-        </w:rPr>
-        <w:t>5</w:t>
-      </w:r>
-      <w:r>
-        <w:rPr>
-          <w:rFonts w:ascii="Times New Roman" w:eastAsia="Calibri" w:hAnsi="Times New Roman" w:cs="Times New Roman"/>
-          <w:bCs/>
-          <w:iCs/>
-          <w:color w:val="000000" w:themeColor="text1"/>
-          <w:kern w:val="0"/>
-          <w:sz w:val="28"/>
-          <w:szCs w:val="28"/>
-          <w:lang w:val="en-US"/>
-          <w14:ligatures w14:val="none"/>
-        </w:rPr>
-        <w:t xml:space="preserve">00, </w:t>
-      </w:r>
-      <w:proofErr w:type="spellStart"/>
-      <w:r>
-        <w:rPr>
-          <w:rFonts w:ascii="Times New Roman" w:eastAsia="Calibri" w:hAnsi="Times New Roman" w:cs="Times New Roman"/>
-          <w:bCs/>
-          <w:iCs/>
-          <w:color w:val="000000" w:themeColor="text1"/>
-          <w:kern w:val="0"/>
-          <w:sz w:val="28"/>
-          <w:szCs w:val="28"/>
-          <w:lang w:val="en-US"/>
-          <w14:ligatures w14:val="none"/>
-        </w:rPr>
-        <w:t>spp</w:t>
-      </w:r>
-      <w:proofErr w:type="spellEnd"/>
-      <w:r>
-        <w:rPr>
-          <w:rFonts w:ascii="Times New Roman" w:eastAsia="Calibri" w:hAnsi="Times New Roman" w:cs="Times New Roman"/>
-          <w:bCs/>
-          <w:iCs/>
-          <w:color w:val="000000" w:themeColor="text1"/>
-          <w:kern w:val="0"/>
-          <w:sz w:val="28"/>
-          <w:szCs w:val="28"/>
-          <w:lang w:val="en-US"/>
-          <w14:ligatures w14:val="none"/>
-        </w:rPr>
-        <w:t>=</w:t>
-      </w:r>
-      <w:r>
-        <w:rPr>
-          <w:rFonts w:ascii="Times New Roman" w:eastAsia="Calibri" w:hAnsi="Times New Roman" w:cs="Times New Roman"/>
-          <w:bCs/>
-          <w:iCs/>
-          <w:color w:val="000000" w:themeColor="text1"/>
-          <w:kern w:val="0"/>
-          <w:sz w:val="28"/>
-          <w:szCs w:val="28"/>
-          <w:lang w:val="en-US"/>
-          <w14:ligatures w14:val="none"/>
-        </w:rPr>
-        <w:t>1</w:t>
-      </w:r>
-      <w:r>
-        <w:rPr>
-          <w:rFonts w:ascii="Times New Roman" w:eastAsia="Calibri" w:hAnsi="Times New Roman" w:cs="Times New Roman"/>
-          <w:bCs/>
-          <w:iCs/>
-          <w:color w:val="000000" w:themeColor="text1"/>
-          <w:kern w:val="0"/>
-          <w:sz w:val="28"/>
-          <w:szCs w:val="28"/>
-          <w:lang w:val="en-US"/>
-          <w14:ligatures w14:val="none"/>
-        </w:rPr>
-        <w:t xml:space="preserve">, </w:t>
-      </w:r>
-      <w:proofErr w:type="spellStart"/>
-      <w:r>
-        <w:rPr>
-          <w:rFonts w:ascii="Times New Roman" w:eastAsia="Calibri" w:hAnsi="Times New Roman" w:cs="Times New Roman"/>
-          <w:bCs/>
-          <w:iCs/>
-          <w:color w:val="000000" w:themeColor="text1"/>
-          <w:kern w:val="0"/>
-          <w:sz w:val="28"/>
-          <w:szCs w:val="28"/>
-          <w:lang w:val="en-US"/>
-          <w14:ligatures w14:val="none"/>
-        </w:rPr>
-        <w:t>maxDepth</w:t>
-      </w:r>
-      <w:proofErr w:type="spellEnd"/>
-      <w:r>
-        <w:rPr>
-          <w:rFonts w:ascii="Times New Roman" w:eastAsia="Calibri" w:hAnsi="Times New Roman" w:cs="Times New Roman"/>
-          <w:bCs/>
-          <w:iCs/>
-          <w:color w:val="000000" w:themeColor="text1"/>
-          <w:kern w:val="0"/>
-          <w:sz w:val="28"/>
-          <w:szCs w:val="28"/>
-          <w:lang w:val="en-US"/>
-          <w14:ligatures w14:val="none"/>
-        </w:rPr>
-        <w:t xml:space="preserve">=8, </w:t>
-      </w:r>
-      <w:proofErr w:type="spellStart"/>
-      <w:r>
-        <w:rPr>
-          <w:rFonts w:ascii="Times New Roman" w:eastAsia="Calibri" w:hAnsi="Times New Roman" w:cs="Times New Roman"/>
-          <w:bCs/>
-          <w:iCs/>
-          <w:color w:val="000000" w:themeColor="text1"/>
-          <w:kern w:val="0"/>
-          <w:sz w:val="28"/>
-          <w:szCs w:val="28"/>
-          <w:lang w:val="en-US"/>
-          <w14:ligatures w14:val="none"/>
-        </w:rPr>
-        <w:t>rrStart</w:t>
-      </w:r>
-      <w:proofErr w:type="spellEnd"/>
-      <w:r>
-        <w:rPr>
-          <w:rFonts w:ascii="Times New Roman" w:eastAsia="Calibri" w:hAnsi="Times New Roman" w:cs="Times New Roman"/>
-          <w:bCs/>
-          <w:iCs/>
-          <w:color w:val="000000" w:themeColor="text1"/>
-          <w:kern w:val="0"/>
-          <w:sz w:val="28"/>
-          <w:szCs w:val="28"/>
-          <w:lang w:val="en-US"/>
-          <w14:ligatures w14:val="none"/>
-        </w:rPr>
-        <w:t>=4, gamma=2.200, normalization=FIXED, exposure=1.000</w:t>
-      </w:r>
-    </w:p>
-    <w:p>
-      <w:pPr>
-        <w:rPr>
-          <w:rFonts w:ascii="Times New Roman" w:eastAsia="Calibri" w:hAnsi="Times New Roman" w:cs="Times New Roman"/>
-          <w:bCs/>
-          <w:iCs/>
-          <w:color w:val="000000" w:themeColor="text1"/>
-          <w:kern w:val="0"/>
-          <w:sz w:val="28"/>
-          <w:szCs w:val="28"/>
-          <w:lang w:val="en-US"/>
-          <w14:ligatures w14:val="none"/>
-        </w:rPr>
-      </w:pPr>
-      <w:r>
-        <w:rPr>
-          <w:rFonts w:ascii="Times New Roman" w:eastAsia="Calibri" w:hAnsi="Times New Roman" w:cs="Times New Roman"/>
-          <w:bCs/>
-          <w:iCs/>
-          <w:color w:val="000000" w:themeColor="text1"/>
-          <w:kern w:val="0"/>
-          <w:sz w:val="28"/>
-          <w:szCs w:val="28"/>
-          <w:lang w:val="en-US"/>
-          <w14:ligatures w14:val="none"/>
-        </w:rPr>
-        <w:br w:type="page"/>
-      </w:r>
-    </w:p>
-    <w:p>
-      <w:pPr>
-        <w:rPr>
-          <w:rFonts w:ascii="Times New Roman" w:eastAsia="Calibri" w:hAnsi="Times New Roman" w:cs="Times New Roman"/>
-          <w:bCs/>
-          <w:iCs/>
-          <w:color w:val="000000" w:themeColor="text1"/>
-          <w:kern w:val="0"/>
-          <w:sz w:val="28"/>
-          <w:szCs w:val="28"/>
-          <w:lang w:val="en-US"/>
-          <w14:ligatures w14:val="none"/>
-        </w:rPr>
-      </w:pPr>
-    </w:p>
-    <w:tbl>
-      <w:tblPr>
-        <w:tblStyle w:val="ac"/>
-        <w:tblW w:w="0" w:type="auto"/>
-        <w:tblLook w:val="04A0" w:firstRow="1" w:lastRow="0" w:firstColumn="1" w:lastColumn="0" w:noHBand="0" w:noVBand="1"/>
-      </w:tblPr>
-      <w:tblGrid>
-        <w:gridCol w:w="4839"/>
-        <w:gridCol w:w="4840"/>
-      </w:tblGrid>
-      <w:tr>
-        <w:tc>
-          <w:tcPr>
-            <w:tcW w:w="4839" w:type="dxa"/>
-          </w:tcPr>
-          <w:p>
-            <w:pPr>
-              <w:rPr>
-                <w:lang w:val="en-US"/>
-              </w:rPr>
-            </w:pPr>
-            <w:r>
-              <w:rPr>
-                <w:noProof/>
-                <w:lang w:val="en-US"/>
-              </w:rPr>
-              <w:drawing>
-                <wp:inline distT="0" distB="0" distL="0" distR="0" wp14:anchorId="4200772E" wp14:editId="26E90218">
-                  <wp:extent cx="4762500" cy="4762500"/>
-                  <wp:effectExtent l="0" t="0" r="0" b="0"/>
-                  <wp:docPr id="1746007161" name="Рисунок 1"/>
-                  <wp:cNvGraphicFramePr>
-                    <a:graphicFrameLocks xmlns:a="http://schemas.openxmlformats.org/drawingml/2006/main" noChangeAspect="1"/>
-                  </wp:cNvGraphicFramePr>
-                  <a:graphic xmlns:a="http://schemas.openxmlformats.org/drawingml/2006/main">
-                    <a:graphicData uri="http://schemas.openxmlformats.org/drawingml/2006/picture">
-                      <pic:pic xmlns:pic="http://schemas.openxmlformats.org/drawingml/2006/picture">
-                        <pic:nvPicPr>
-                          <pic:cNvPr id="1746007161" name=""/>
-                          <pic:cNvPicPr/>
-                        </pic:nvPicPr>
-                        <pic:blipFill>
-                          <a:blip r:embed="rId8"/>
-                          <a:stretch>
-                            <a:fillRect/>
-                          </a:stretch>
-                        </pic:blipFill>
-                        <pic:spPr>
-                          <a:xfrm>
-                            <a:off x="0" y="0"/>
-                            <a:ext cx="4762500" cy="4762500"/>
-                          </a:xfrm>
-                          <a:prstGeom prst="rect">
-                            <a:avLst/>
-                          </a:prstGeom>
-                        </pic:spPr>
-                      </pic:pic>
-                    </a:graphicData>
-                  </a:graphic>
-                </wp:inline>
-              </w:drawing>
-            </w:r>
-          </w:p>
-        </w:tc>
-        <w:tc>
-          <w:tcPr>
-            <w:tcW w:w="4840" w:type="dxa"/>
-          </w:tcPr>
-          <w:p>
-            <w:pPr>
-              <w:rPr>
-                <w:rFonts w:ascii="Times New Roman" w:eastAsia="Calibri" w:hAnsi="Times New Roman" w:cs="Times New Roman"/>
-                <w:bCs/>
-                <w:iCs/>
-                <w:color w:val="000000" w:themeColor="text1"/>
-                <w:sz w:val="28"/>
-                <w:szCs w:val="28"/>
-                <w:lang w:val="en-US"/>
-              </w:rPr>
-            </w:pPr>
-            <w:r>
-              <w:rPr>
-                <w:rFonts w:ascii="Times New Roman" w:eastAsia="Calibri" w:hAnsi="Times New Roman" w:cs="Times New Roman"/>
-                <w:bCs/>
-                <w:iCs/>
-                <w:noProof/>
-                <w:color w:val="000000" w:themeColor="text1"/>
-                <w:sz w:val="28"/>
-                <w:szCs w:val="28"/>
-                <w:lang w:val="en-US"/>
-              </w:rPr>
-              <w:drawing>
-                <wp:inline distT="0" distB="0" distL="0" distR="0" wp14:anchorId="4EB89883" wp14:editId="1ABFC20B">
-                  <wp:extent cx="4762500" cy="4762500"/>
-                  <wp:effectExtent l="0" t="0" r="0" b="0"/>
-                  <wp:docPr id="1068378043" name="Рисунок 1"/>
-                  <wp:cNvGraphicFramePr>
-                    <a:graphicFrameLocks xmlns:a="http://schemas.openxmlformats.org/drawingml/2006/main" noChangeAspect="1"/>
-                  </wp:cNvGraphicFramePr>
-                  <a:graphic xmlns:a="http://schemas.openxmlformats.org/drawingml/2006/main">
-                    <a:graphicData uri="http://schemas.openxmlformats.org/drawingml/2006/picture">
-                      <pic:pic xmlns:pic="http://schemas.openxmlformats.org/drawingml/2006/picture">
-                        <pic:nvPicPr>
-                          <pic:cNvPr id="1068378043" name=""/>
-                          <pic:cNvPicPr/>
-                        </pic:nvPicPr>
-                        <pic:blipFill>
-                          <a:blip r:embed="rId9"/>
-                          <a:stretch>
-                            <a:fillRect/>
-                          </a:stretch>
-                        </pic:blipFill>
-                        <pic:spPr>
-                          <a:xfrm>
-                            <a:off x="0" y="0"/>
-                            <a:ext cx="4762500" cy="4762500"/>
-                          </a:xfrm>
-                          <a:prstGeom prst="rect">
-                            <a:avLst/>
-                          </a:prstGeom>
-                        </pic:spPr>
-                      </pic:pic>
-                    </a:graphicData>
-                  </a:graphic>
-                </wp:inline>
-              </w:drawing>
-            </w:r>
-          </w:p>
-        </w:tc>
-      </w:tr>
-    </w:tbl>
-    <w:p>
-      <w:pPr>
-        <w:jc w:val="center"/>
-        <w:rPr>
-          <w:rFonts w:ascii="Times New Roman" w:eastAsia="Calibri" w:hAnsi="Times New Roman" w:cs="Times New Roman"/>
-          <w:bCs/>
-          <w:iCs/>
-          <w:color w:val="000000" w:themeColor="text1"/>
-          <w:kern w:val="0"/>
-          <w:sz w:val="28"/>
-          <w:szCs w:val="28"/>
-          <w:lang w:val="en-US"/>
-          <w14:ligatures w14:val="none"/>
-        </w:rPr>
-      </w:pPr>
-    </w:p>
-    <w:p>
-      <w:pPr>
-        <w:jc w:val="center"/>
-        <w:rPr>
-          <w:rFonts w:ascii="Times New Roman" w:eastAsia="Calibri" w:hAnsi="Times New Roman" w:cs="Times New Roman"/>
-          <w:bCs/>
-          <w:iCs/>
-          <w:color w:val="000000" w:themeColor="text1"/>
-          <w:kern w:val="0"/>
-          <w:sz w:val="28"/>
-          <w:szCs w:val="28"/>
-          <w:lang w:val="en-US"/>
-          <w14:ligatures w14:val="none"/>
-        </w:rPr>
-      </w:pPr>
-      <w:r>
-        <w:rPr>
-          <w:rFonts w:ascii="Times New Roman" w:eastAsia="Calibri" w:hAnsi="Times New Roman" w:cs="Times New Roman"/>
-          <w:bCs/>
-          <w:iCs/>
-          <w:color w:val="000000" w:themeColor="text1"/>
-          <w:kern w:val="0"/>
-          <w:sz w:val="28"/>
-          <w:szCs w:val="28"/>
-          <w:lang w:val="en-US"/>
-          <w14:ligatures w14:val="none"/>
-        </w:rPr>
-        <w:t xml:space="preserve">Render: </w:t>
-      </w:r>
-      <w:r>
-        <w:rPr>
-          <w:rFonts w:ascii="Times New Roman" w:eastAsia="Calibri" w:hAnsi="Times New Roman" w:cs="Times New Roman"/>
-          <w:bCs/>
-          <w:iCs/>
-          <w:color w:val="000000" w:themeColor="text1"/>
-          <w:kern w:val="0"/>
-          <w:sz w:val="28"/>
-          <w:szCs w:val="28"/>
-          <w:lang w:val="en-US"/>
-          <w14:ligatures w14:val="none"/>
-        </w:rPr>
-        <w:t>50</w:t>
-      </w:r>
-      <w:r>
-        <w:rPr>
-          <w:rFonts w:ascii="Times New Roman" w:eastAsia="Calibri" w:hAnsi="Times New Roman" w:cs="Times New Roman"/>
-          <w:bCs/>
-          <w:iCs/>
-          <w:color w:val="000000" w:themeColor="text1"/>
-          <w:kern w:val="0"/>
-          <w:sz w:val="28"/>
-          <w:szCs w:val="28"/>
-          <w:lang w:val="en-US"/>
-          <w14:ligatures w14:val="none"/>
-        </w:rPr>
-        <w:t>0x</w:t>
-      </w:r>
-      <w:r>
-        <w:rPr>
-          <w:rFonts w:ascii="Times New Roman" w:eastAsia="Calibri" w:hAnsi="Times New Roman" w:cs="Times New Roman"/>
-          <w:bCs/>
-          <w:iCs/>
-          <w:color w:val="000000" w:themeColor="text1"/>
-          <w:kern w:val="0"/>
-          <w:sz w:val="28"/>
-          <w:szCs w:val="28"/>
-          <w:lang w:val="en-US"/>
-          <w14:ligatures w14:val="none"/>
-        </w:rPr>
-        <w:t>5</w:t>
-      </w:r>
-      <w:r>
-        <w:rPr>
-          <w:rFonts w:ascii="Times New Roman" w:eastAsia="Calibri" w:hAnsi="Times New Roman" w:cs="Times New Roman"/>
-          <w:bCs/>
-          <w:iCs/>
-          <w:color w:val="000000" w:themeColor="text1"/>
-          <w:kern w:val="0"/>
-          <w:sz w:val="28"/>
-          <w:szCs w:val="28"/>
-          <w:lang w:val="en-US"/>
-          <w14:ligatures w14:val="none"/>
-        </w:rPr>
-        <w:t xml:space="preserve">00, </w:t>
-      </w:r>
-      <w:proofErr w:type="spellStart"/>
-      <w:r>
-        <w:rPr>
-          <w:rFonts w:ascii="Times New Roman" w:eastAsia="Calibri" w:hAnsi="Times New Roman" w:cs="Times New Roman"/>
-          <w:bCs/>
-          <w:iCs/>
-          <w:color w:val="000000" w:themeColor="text1"/>
-          <w:kern w:val="0"/>
-          <w:sz w:val="28"/>
-          <w:szCs w:val="28"/>
-          <w:lang w:val="en-US"/>
-          <w14:ligatures w14:val="none"/>
-        </w:rPr>
-        <w:t>spp</w:t>
-      </w:r>
-      <w:proofErr w:type="spellEnd"/>
-      <w:r>
-        <w:rPr>
-          <w:rFonts w:ascii="Times New Roman" w:eastAsia="Calibri" w:hAnsi="Times New Roman" w:cs="Times New Roman"/>
-          <w:bCs/>
-          <w:iCs/>
-          <w:color w:val="000000" w:themeColor="text1"/>
-          <w:kern w:val="0"/>
-          <w:sz w:val="28"/>
-          <w:szCs w:val="28"/>
-          <w:lang w:val="en-US"/>
-          <w14:ligatures w14:val="none"/>
-        </w:rPr>
-        <w:t xml:space="preserve">=24, </w:t>
-      </w:r>
-      <w:proofErr w:type="spellStart"/>
-      <w:r>
-        <w:rPr>
-          <w:rFonts w:ascii="Times New Roman" w:eastAsia="Calibri" w:hAnsi="Times New Roman" w:cs="Times New Roman"/>
-          <w:bCs/>
-          <w:iCs/>
-          <w:color w:val="000000" w:themeColor="text1"/>
-          <w:kern w:val="0"/>
-          <w:sz w:val="28"/>
-          <w:szCs w:val="28"/>
-          <w:lang w:val="en-US"/>
-          <w14:ligatures w14:val="none"/>
-        </w:rPr>
-        <w:t>maxDepth</w:t>
-      </w:r>
-      <w:proofErr w:type="spellEnd"/>
-      <w:r>
-        <w:rPr>
-          <w:rFonts w:ascii="Times New Roman" w:eastAsia="Calibri" w:hAnsi="Times New Roman" w:cs="Times New Roman"/>
-          <w:bCs/>
-          <w:iCs/>
-          <w:color w:val="000000" w:themeColor="text1"/>
-          <w:kern w:val="0"/>
-          <w:sz w:val="28"/>
-          <w:szCs w:val="28"/>
-          <w:lang w:val="en-US"/>
-          <w14:ligatures w14:val="none"/>
-        </w:rPr>
-        <w:t xml:space="preserve">=8, </w:t>
-      </w:r>
-      <w:proofErr w:type="spellStart"/>
-      <w:r>
-        <w:rPr>
-          <w:rFonts w:ascii="Times New Roman" w:eastAsia="Calibri" w:hAnsi="Times New Roman" w:cs="Times New Roman"/>
-          <w:bCs/>
-          <w:iCs/>
-          <w:color w:val="000000" w:themeColor="text1"/>
-          <w:kern w:val="0"/>
-          <w:sz w:val="28"/>
-          <w:szCs w:val="28"/>
-          <w:lang w:val="en-US"/>
-          <w14:ligatures w14:val="none"/>
-        </w:rPr>
-        <w:t>rrStart</w:t>
-      </w:r>
-      <w:proofErr w:type="spellEnd"/>
-      <w:r>
-        <w:rPr>
-          <w:rFonts w:ascii="Times New Roman" w:eastAsia="Calibri" w:hAnsi="Times New Roman" w:cs="Times New Roman"/>
-          <w:bCs/>
-          <w:iCs/>
-          <w:color w:val="000000" w:themeColor="text1"/>
-          <w:kern w:val="0"/>
-          <w:sz w:val="28"/>
-          <w:szCs w:val="28"/>
-          <w:lang w:val="en-US"/>
-          <w14:ligatures w14:val="none"/>
-        </w:rPr>
-        <w:t>=4, gamma=2.200, normalization=FIXED, exposure=1.000</w:t>
-      </w:r>
-    </w:p>
-    <w:p>
-      <w:pPr>
-        <w:rPr>
-          <w:rFonts w:ascii="Times New Roman" w:eastAsia="Calibri" w:hAnsi="Times New Roman" w:cs="Times New Roman"/>
-          <w:bCs/>
-          <w:iCs/>
-          <w:color w:val="000000" w:themeColor="text1"/>
-          <w:kern w:val="0"/>
-          <w:sz w:val="28"/>
-          <w:szCs w:val="28"/>
-          <w:lang w:val="en-US"/>
-          <w14:ligatures w14:val="none"/>
-        </w:rPr>
-      </w:pPr>
-    </w:p>
-    <w:p>
-      <w:pPr>
-        <w:rPr>
-          <w:rFonts w:ascii="Times New Roman" w:eastAsia="Calibri" w:hAnsi="Times New Roman" w:cs="Times New Roman"/>
-          <w:bCs/>
-          <w:iCs/>
-          <w:color w:val="000000" w:themeColor="text1"/>
-          <w:kern w:val="0"/>
-          <w:sz w:val="28"/>
-          <w:szCs w:val="28"/>
-          <w:lang w:val="en-US"/>
-          <w14:ligatures w14:val="none"/>
-        </w:rPr>
-      </w:pPr>
-    </w:p>
-    <w:p>
-      <w:pPr>
-        <w:spacing w:before="100" w:beforeAutospacing="1" w:after="100" w:afterAutospacing="1" w:line="360" w:lineRule="auto"/>
-        <w:contextualSpacing/>
-        <w:rPr>
-          <w:rFonts w:ascii="Times New Roman" w:eastAsia="Calibri" w:hAnsi="Times New Roman" w:cs="Times New Roman"/>
-          <w:bCs/>
-          <w:iCs/>
-          <w:color w:val="000000" w:themeColor="text1"/>
-          <w:kern w:val="0"/>
-          <w:sz w:val="28"/>
-          <w:szCs w:val="28"/>
-          <w:lang w:val="en-US"/>
-          <w14:ligatures w14:val="none"/>
-        </w:rPr>
-      </w:pPr>
-    </w:p>
-    <w:p>
-      <w:pPr>
-        <w:spacing w:before="100" w:beforeAutospacing="1" w:after="100" w:afterAutospacing="1" w:line="360" w:lineRule="auto"/>
-        <w:contextualSpacing/>
-        <w:rPr>
-          <w:rFonts w:ascii="Times New Roman" w:eastAsia="Calibri" w:hAnsi="Times New Roman" w:cs="Times New Roman"/>
-          <w:bCs/>
-          <w:iCs/>
-          <w:color w:val="000000" w:themeColor="text1"/>
-          <w:kern w:val="0"/>
-          <w:sz w:val="28"/>
-          <w:szCs w:val="28"/>
-          <w:lang w:val="en-US"/>
-          <w14:ligatures w14:val="none"/>
-        </w:rPr>
-      </w:pPr>
-      <w:r>
-        <w:rPr>
-          <w:rFonts w:ascii="Times New Roman" w:eastAsia="Calibri" w:hAnsi="Times New Roman" w:cs="Times New Roman"/>
-          <w:bCs/>
-          <w:iCs/>
-          <w:color w:val="000000" w:themeColor="text1"/>
-          <w:kern w:val="0"/>
-          <w:sz w:val="28"/>
-          <w:szCs w:val="28"/>
-          <w:lang w:val="en-US"/>
+          <w:color w:val="000000" w:themeColor="text1"/>
+          <w:kern w:val="0"/>
+          <w:sz w:val="28"/>
+          <w:szCs w:val="28"/>
           <w14:ligatures w14:val="none"/>
         </w:rPr>
         <w:br w:type="page"/>
@@ -2673,7 +2554,7 @@
           <w:docGrid w:linePitch="360"/>
         </w:sectPr>
       </w:pPr>
-      <w:hyperlink r:id="rId10" w:history="1">
+      <w:hyperlink r:id="rId8" w:history="1">
         <w:r>
           <w:rPr>
             <w:rStyle w:val="ad"/>
@@ -2811,32 +2692,53 @@
           <w:szCs w:val="28"/>
           <w14:ligatures w14:val="none"/>
         </w:rPr>
-        <w:t xml:space="preserve"> был</w:t>
-      </w:r>
-      <w:r>
-        <w:rPr>
-          <w:rFonts w:ascii="Times New Roman" w:eastAsia="Calibri" w:hAnsi="Times New Roman" w:cs="Times New Roman"/>
-          <w:color w:val="000000" w:themeColor="text1"/>
-          <w:kern w:val="0"/>
-          <w:sz w:val="28"/>
-          <w:szCs w:val="28"/>
-          <w14:ligatures w14:val="none"/>
-        </w:rPr>
-        <w:t>и освоены</w:t>
-      </w:r>
-      <w:r>
-        <w:rPr>
-          <w:rFonts w:ascii="Times New Roman" w:hAnsi="Times New Roman" w:cs="Times New Roman"/>
-          <w:sz w:val="28"/>
-        </w:rPr>
-        <w:t xml:space="preserve"> простейшие методы синтеза изображений трехмерных сцен с учетом глобального освещения методом трассировки путей. </w:t>
-      </w:r>
-      <w:r>
-        <w:rPr>
-          <w:rFonts w:ascii="Times New Roman" w:hAnsi="Times New Roman" w:cs="Times New Roman"/>
-          <w:sz w:val="28"/>
-        </w:rPr>
-        <w:t>Сформированное изображение корректно.</w:t>
+        <w:t xml:space="preserve"> </w:t>
+      </w:r>
+      <w:r>
+        <w:rPr>
+          <w:rFonts w:ascii="Times New Roman" w:eastAsia="Calibri" w:hAnsi="Times New Roman" w:cs="Times New Roman"/>
+          <w:color w:val="000000" w:themeColor="text1"/>
+          <w:kern w:val="0"/>
+          <w:sz w:val="28"/>
+          <w:szCs w:val="28"/>
+          <w14:ligatures w14:val="none"/>
+        </w:rPr>
+        <w:t>был реализован метод билатеральной фильтрации синтезированного изображения с сохранением границ объектов.</w:t>
+      </w:r>
+      <w:r>
+        <w:rPr>
+          <w:rFonts w:ascii="Times New Roman" w:hAnsi="Times New Roman" w:cs="Times New Roman"/>
+          <w:sz w:val="28"/>
+        </w:rPr>
+        <w:t xml:space="preserve"> </w:t>
+      </w:r>
+      <w:r>
+        <w:rPr>
+          <w:rFonts w:ascii="Times New Roman" w:hAnsi="Times New Roman" w:cs="Times New Roman"/>
+          <w:sz w:val="28"/>
+        </w:rPr>
+        <w:t>И</w:t>
+      </w:r>
+      <w:r>
+        <w:rPr>
+          <w:rFonts w:ascii="Times New Roman" w:hAnsi="Times New Roman" w:cs="Times New Roman"/>
+          <w:sz w:val="28"/>
+        </w:rPr>
+        <w:t xml:space="preserve">зображение </w:t>
+      </w:r>
+      <w:r>
+        <w:rPr>
+          <w:rFonts w:ascii="Times New Roman" w:hAnsi="Times New Roman" w:cs="Times New Roman"/>
+          <w:sz w:val="28"/>
+        </w:rPr>
+        <w:t xml:space="preserve">после фильтрации </w:t>
+      </w:r>
+      <w:r>
+        <w:rPr>
+          <w:rFonts w:ascii="Times New Roman" w:hAnsi="Times New Roman" w:cs="Times New Roman"/>
+          <w:sz w:val="28"/>
+        </w:rPr>
+        <w:t>корректно.</w:t>
       </w:r>
     </w:p>
     <w:p>
@@ -2936,7 +2838,7 @@
           <w:szCs w:val="28"/>
         </w:rPr>
       </w:pPr>
-      <w:hyperlink r:id="rId11" w:history="1">
+      <w:hyperlink r:id="rId9" w:history="1">
         <w:r>
           <w:rPr>
             <w:rStyle w:val="ad"/>
@@ -5085,6 +4987,25 @@
       <w:u w:val="single"/>
     </w:rPr>
   </w:style>
+  <w:style w:type="paragraph" w:styleId="af2">
+    <w:name w:val="caption"/>
+    <w:basedOn w:val="a"/>
+    <w:next w:val="a"/>
+    <w:uiPriority w:val="35"/>
+    <w:unhideWhenUsed/>
+    <w:qFormat/>
+    <w:rsid w:val="008A675B"/>
+    <w:pPr>
+      <w:spacing w:after="200" w:line="240" w:lineRule="auto"/>
+    </w:pPr>
+    <w:rPr>
+      <w:i/>
+      <w:iCs/>
+      <w:color w:val="0E2841" w:themeColor="text2"/>
+      <w:sz w:val="18"/>
+      <w:szCs w:val="18"/>
+    </w:rPr>
+  </w:style>
 </w:styles>
 </file>
 
@@ -5208,8 +5129,8 @@
     <w:rsid w:val="00D50675"/>
     <w:rsid w:val="00E21C96"/>
     <w:rsid w:val="00E5365C"/>
-    <w:rsid w:val="00EA0FBF"/>
     <w:rsid w:val="00F3758B"/>
+    <w:rsid w:val="00F81574"/>
   </w:rsids>
   <m:mathPr>
     <m:mathFont m:val="Cambria Math"/>

--- a/docs/lab-5/report.docx
+++ b/docs/lab-5/report.docx
@@ -160,7 +160,6 @@
           <w:kern w:val="0"/>
           <w:sz w:val="28"/>
           <w:szCs w:val="28"/>
-          <w:lang w:val="en-US"/>
           <w14:ligatures w14:val="none"/>
         </w:rPr>
       </w:pPr>
@@ -180,7 +179,6 @@
           <w:kern w:val="0"/>
           <w:sz w:val="28"/>
           <w:szCs w:val="28"/>
-          <w:lang w:val="en-US"/>
           <w14:ligatures w14:val="none"/>
         </w:rPr>
         <w:t>5</w:t>
@@ -215,27 +213,7 @@
           <w:szCs w:val="28"/>
           <w14:ligatures w14:val="none"/>
         </w:rPr>
-        <w:t xml:space="preserve">Формирование </w:t>
-      </w:r>
-      <w:r>
-        <w:rPr>
-          <w:rFonts w:ascii="Times New Roman" w:eastAsia="Calibri" w:hAnsi="Times New Roman" w:cs="Times New Roman"/>
-          <w:kern w:val="0"/>
-          <w:sz w:val="28"/>
-          <w:szCs w:val="28"/>
-          <w14:ligatures w14:val="none"/>
-        </w:rPr>
-        <w:t xml:space="preserve">изображения методом трассировки </w:t>
-      </w:r>
-      <w:r>
-        <w:rPr>
-          <w:rFonts w:ascii="Times New Roman" w:eastAsia="Calibri" w:hAnsi="Times New Roman" w:cs="Times New Roman"/>
-          <w:kern w:val="0"/>
-          <w:sz w:val="28"/>
-          <w:szCs w:val="28"/>
-          <w14:ligatures w14:val="none"/>
-        </w:rPr>
-        <w:t>путей</w:t>
+        <w:t>Билатеральная фильтрация синтезированного изображения</w:t>
       </w:r>
       <w:r>
         <w:rPr>
@@ -738,7 +716,7 @@
             </w:rPr>
             <w:fldChar w:fldCharType="separate"/>
           </w:r>
-          <w:hyperlink w:anchor="_Toc228840566" w:history="1">
+          <w:hyperlink w:anchor="_Toc231215014" w:history="1">
             <w:r>
               <w:rPr>
                 <w:rStyle w:val="ad"/>
@@ -777,7 +755,7 @@
                 <w:sz w:val="28"/>
                 <w:szCs w:val="28"/>
               </w:rPr>
-              <w:instrText xml:space="preserve"> PAGEREF _Toc228840566 \h </w:instrText>
+              <w:instrText xml:space="preserve"> PAGEREF _Toc231215014 \h </w:instrText>
             </w:r>
             <w:r>
               <w:rPr>
@@ -834,7 +812,7 @@
               <w:lang w:eastAsia="ru-RU"/>
             </w:rPr>
           </w:pPr>
-          <w:hyperlink w:anchor="_Toc228840567" w:history="1">
+          <w:hyperlink w:anchor="_Toc231215015" w:history="1">
             <w:r>
               <w:rPr>
                 <w:rStyle w:val="ad"/>
@@ -873,7 +851,7 @@
                 <w:sz w:val="28"/>
                 <w:szCs w:val="28"/>
               </w:rPr>
-              <w:instrText xml:space="preserve"> PAGEREF _Toc228840567 \h </w:instrText>
+              <w:instrText xml:space="preserve"> PAGEREF _Toc231215015 \h </w:instrText>
             </w:r>
             <w:r>
               <w:rPr>
@@ -930,7 +908,7 @@
               <w:lang w:eastAsia="ru-RU"/>
             </w:rPr>
           </w:pPr>
-          <w:hyperlink w:anchor="_Toc228840568" w:history="1">
+          <w:hyperlink w:anchor="_Toc231215016" w:history="1">
             <w:r>
               <w:rPr>
                 <w:rStyle w:val="ad"/>
@@ -969,7 +947,103 @@
                 <w:sz w:val="28"/>
                 <w:szCs w:val="28"/>
               </w:rPr>
-              <w:instrText xml:space="preserve"> PAGEREF _Toc228840568 \h </w:instrText>
+              <w:instrText xml:space="preserve"> PAGEREF _Toc231215016 \h </w:instrText>
+            </w:r>
+            <w:r>
+              <w:rPr>
+                <w:rFonts w:ascii="Times New Roman" w:hAnsi="Times New Roman" w:cs="Times New Roman"/>
+                <w:noProof/>
+                <w:webHidden/>
+                <w:sz w:val="28"/>
+                <w:szCs w:val="28"/>
+              </w:rPr>
+            </w:r>
+            <w:r>
+              <w:rPr>
+                <w:rFonts w:ascii="Times New Roman" w:hAnsi="Times New Roman" w:cs="Times New Roman"/>
+                <w:noProof/>
+                <w:webHidden/>
+                <w:sz w:val="28"/>
+                <w:szCs w:val="28"/>
+              </w:rPr>
+              <w:fldChar w:fldCharType="separate"/>
+            </w:r>
+            <w:r>
+              <w:rPr>
+                <w:rFonts w:ascii="Times New Roman" w:hAnsi="Times New Roman" w:cs="Times New Roman"/>
+                <w:noProof/>
+                <w:webHidden/>
+                <w:sz w:val="28"/>
+                <w:szCs w:val="28"/>
+              </w:rPr>
+              <w:t>5</w:t>
+            </w:r>
+            <w:r>
+              <w:rPr>
+                <w:rFonts w:ascii="Times New Roman" w:hAnsi="Times New Roman" w:cs="Times New Roman"/>
+                <w:noProof/>
+                <w:webHidden/>
+                <w:sz w:val="28"/>
+                <w:szCs w:val="28"/>
+              </w:rPr>
+              <w:fldChar w:fldCharType="end"/>
+            </w:r>
+          </w:hyperlink>
+        </w:p>
+        <w:p>
+          <w:pPr>
+            <w:pStyle w:val="11"/>
+            <w:tabs>
+              <w:tab w:val="right" w:leader="dot" w:pos="9679"/>
+            </w:tabs>
+            <w:rPr>
+              <w:rFonts w:ascii="Times New Roman" w:eastAsiaTheme="minorEastAsia" w:hAnsi="Times New Roman" w:cs="Times New Roman"/>
+              <w:noProof/>
+              <w:sz w:val="28"/>
+              <w:szCs w:val="28"/>
+              <w:lang w:eastAsia="ru-RU"/>
+            </w:rPr>
+          </w:pPr>
+          <w:hyperlink w:anchor="_Toc231215017" w:history="1">
+            <w:r>
+              <w:rPr>
+                <w:rStyle w:val="ad"/>
+                <w:rFonts w:ascii="Times New Roman" w:eastAsia="Calibri" w:hAnsi="Times New Roman" w:cs="Times New Roman"/>
+                <w:noProof/>
+                <w:sz w:val="28"/>
+                <w:szCs w:val="28"/>
+              </w:rPr>
+              <w:t>Программа для обработки изображения</w:t>
+            </w:r>
+            <w:r>
+              <w:rPr>
+                <w:rFonts w:ascii="Times New Roman" w:hAnsi="Times New Roman" w:cs="Times New Roman"/>
+                <w:noProof/>
+                <w:webHidden/>
+                <w:sz w:val="28"/>
+                <w:szCs w:val="28"/>
+              </w:rPr>
+              <w:tab/>
+            </w:r>
+            <w:r>
+              <w:rPr>
+                <w:rFonts w:ascii="Times New Roman" w:hAnsi="Times New Roman" w:cs="Times New Roman"/>
+                <w:noProof/>
+                <w:webHidden/>
+                <w:sz w:val="28"/>
+                <w:szCs w:val="28"/>
+              </w:rPr>
+              <w:fldChar w:fldCharType="begin"/>
+            </w:r>
+            <w:r>
+              <w:rPr>
+                <w:rFonts w:ascii="Times New Roman" w:hAnsi="Times New Roman" w:cs="Times New Roman"/>
+                <w:noProof/>
+                <w:webHidden/>
+                <w:sz w:val="28"/>
+                <w:szCs w:val="28"/>
+              </w:rPr>
+              <w:instrText xml:space="preserve"> PAGEREF _Toc231215017 \h </w:instrText>
             </w:r>
             <w:r>
               <w:rPr>
@@ -1026,7 +1100,7 @@
               <w:lang w:eastAsia="ru-RU"/>
             </w:rPr>
           </w:pPr>
-          <w:hyperlink w:anchor="_Toc228840569" w:history="1">
+          <w:hyperlink w:anchor="_Toc231215018" w:history="1">
             <w:r>
               <w:rPr>
                 <w:rStyle w:val="ad"/>
@@ -1035,7 +1109,7 @@
                 <w:sz w:val="28"/>
                 <w:szCs w:val="28"/>
               </w:rPr>
-              <w:t>Программа для формирования изображения</w:t>
+              <w:t>Вывод</w:t>
             </w:r>
             <w:r>
               <w:rPr>
@@ -1065,7 +1139,7 @@
                 <w:sz w:val="28"/>
                 <w:szCs w:val="28"/>
               </w:rPr>
-              <w:instrText xml:space="preserve"> PAGEREF _Toc228840569 \h </w:instrText>
+              <w:instrText xml:space="preserve"> PAGEREF _Toc231215018 \h </w:instrText>
             </w:r>
             <w:r>
               <w:rPr>
@@ -1122,7 +1196,7 @@
               <w:lang w:eastAsia="ru-RU"/>
             </w:rPr>
           </w:pPr>
-          <w:hyperlink w:anchor="_Toc228840570" w:history="1">
+          <w:hyperlink w:anchor="_Toc231215019" w:history="1">
             <w:r>
               <w:rPr>
                 <w:rStyle w:val="ad"/>
@@ -1131,7 +1205,7 @@
                 <w:sz w:val="28"/>
                 <w:szCs w:val="28"/>
               </w:rPr>
-              <w:t>Вывод</w:t>
+              <w:t>Используемая литература</w:t>
             </w:r>
             <w:r>
               <w:rPr>
@@ -1161,7 +1235,7 @@
                 <w:sz w:val="28"/>
                 <w:szCs w:val="28"/>
               </w:rPr>
-              <w:instrText xml:space="preserve"> PAGEREF _Toc228840570 \h </w:instrText>
+              <w:instrText xml:space="preserve"> PAGEREF _Toc231215019 \h </w:instrText>
             </w:r>
             <w:r>
               <w:rPr>
@@ -1206,102 +1280,6 @@
         </w:p>
         <w:p>
           <w:pPr>
-            <w:pStyle w:val="11"/>
-            <w:tabs>
-              <w:tab w:val="right" w:leader="dot" w:pos="9679"/>
-            </w:tabs>
-            <w:rPr>
-              <w:rFonts w:ascii="Times New Roman" w:eastAsiaTheme="minorEastAsia" w:hAnsi="Times New Roman" w:cs="Times New Roman"/>
-              <w:noProof/>
-              <w:sz w:val="28"/>
-              <w:szCs w:val="28"/>
-              <w:lang w:eastAsia="ru-RU"/>
-            </w:rPr>
-          </w:pPr>
-          <w:hyperlink w:anchor="_Toc228840571" w:history="1">
-            <w:r>
-              <w:rPr>
-                <w:rStyle w:val="ad"/>
-                <w:rFonts w:ascii="Times New Roman" w:eastAsia="Calibri" w:hAnsi="Times New Roman" w:cs="Times New Roman"/>
-                <w:noProof/>
-                <w:sz w:val="28"/>
-                <w:szCs w:val="28"/>
-              </w:rPr>
-              <w:t>Используемая литература</w:t>
-            </w:r>
-            <w:r>
-              <w:rPr>
-                <w:rFonts w:ascii="Times New Roman" w:hAnsi="Times New Roman" w:cs="Times New Roman"/>
-                <w:noProof/>
-                <w:webHidden/>
-                <w:sz w:val="28"/>
-                <w:szCs w:val="28"/>
-              </w:rPr>
-              <w:tab/>
-            </w:r>
-            <w:r>
-              <w:rPr>
-                <w:rFonts w:ascii="Times New Roman" w:hAnsi="Times New Roman" w:cs="Times New Roman"/>
-                <w:noProof/>
-                <w:webHidden/>
-                <w:sz w:val="28"/>
-                <w:szCs w:val="28"/>
-              </w:rPr>
-              <w:fldChar w:fldCharType="begin"/>
-            </w:r>
-            <w:r>
-              <w:rPr>
-                <w:rFonts w:ascii="Times New Roman" w:hAnsi="Times New Roman" w:cs="Times New Roman"/>
-                <w:noProof/>
-                <w:webHidden/>
-                <w:sz w:val="28"/>
-                <w:szCs w:val="28"/>
-              </w:rPr>
-              <w:instrText xml:space="preserve"> PAGEREF _Toc228840571 \h </w:instrText>
-            </w:r>
-            <w:r>
-              <w:rPr>
-                <w:rFonts w:ascii="Times New Roman" w:hAnsi="Times New Roman" w:cs="Times New Roman"/>
-                <w:noProof/>
-                <w:webHidden/>
-                <w:sz w:val="28"/>
-                <w:szCs w:val="28"/>
-              </w:rPr>
-            </w:r>
-            <w:r>
-              <w:rPr>
-                <w:rFonts w:ascii="Times New Roman" w:hAnsi="Times New Roman" w:cs="Times New Roman"/>
-                <w:noProof/>
-                <w:webHidden/>
-                <w:sz w:val="28"/>
-                <w:szCs w:val="28"/>
-              </w:rPr>
-              <w:fldChar w:fldCharType="separate"/>
-            </w:r>
-            <w:r>
-              <w:rPr>
-                <w:rFonts w:ascii="Times New Roman" w:hAnsi="Times New Roman" w:cs="Times New Roman"/>
-                <w:noProof/>
-                <w:webHidden/>
-                <w:sz w:val="28"/>
-                <w:szCs w:val="28"/>
-              </w:rPr>
-              <w:t>10</w:t>
-            </w:r>
-            <w:r>
-              <w:rPr>
-                <w:rFonts w:ascii="Times New Roman" w:hAnsi="Times New Roman" w:cs="Times New Roman"/>
-                <w:noProof/>
-                <w:webHidden/>
-                <w:sz w:val="28"/>
-                <w:szCs w:val="28"/>
-              </w:rPr>
-              <w:fldChar w:fldCharType="end"/>
-            </w:r>
-          </w:hyperlink>
-        </w:p>
-        <w:p>
-          <w:pPr>
             <w:spacing w:before="100" w:beforeAutospacing="1" w:after="100" w:afterAutospacing="1" w:line="360" w:lineRule="auto"/>
             <w:contextualSpacing/>
             <w:rPr>
@@ -1362,7 +1340,7 @@
           <w:szCs w:val="32"/>
         </w:rPr>
       </w:pPr>
-      <w:bookmarkStart w:id="0" w:name="_Toc228840566"/>
+      <w:bookmarkStart w:id="0" w:name="_Toc231215014"/>
       <w:r>
         <w:rPr>
           <w:rFonts w:ascii="Times New Roman" w:eastAsia="Calibri" w:hAnsi="Times New Roman" w:cs="Times New Roman"/>
@@ -1434,7 +1412,7 @@
           <w:szCs w:val="32"/>
         </w:rPr>
       </w:pPr>
-      <w:bookmarkStart w:id="1" w:name="_Toc228840567"/>
+      <w:bookmarkStart w:id="1" w:name="_Toc231215015"/>
       <w:r>
         <w:rPr>
           <w:rFonts w:ascii="Times New Roman" w:eastAsia="Calibri" w:hAnsi="Times New Roman" w:cs="Times New Roman"/>
@@ -1467,23 +1445,7 @@
           <w:sz w:val="28"/>
           <w:szCs w:val="28"/>
         </w:rPr>
-        <w:t xml:space="preserve">Входные </w:t>
-      </w:r>
-      <w:r>
-        <w:rPr>
-          <w:rFonts w:ascii="Times New Roman" w:hAnsi="Times New Roman" w:cs="Times New Roman"/>
-          <w:sz w:val="28"/>
-          <w:szCs w:val="28"/>
-        </w:rPr>
-        <w:t>данные: изображение</w:t>
-      </w:r>
-      <w:r>
-        <w:rPr>
-          <w:rFonts w:ascii="Times New Roman" w:hAnsi="Times New Roman" w:cs="Times New Roman"/>
-          <w:sz w:val="28"/>
-          <w:szCs w:val="28"/>
-        </w:rPr>
-        <w:t xml:space="preserve"> со следующей информацией в точке первого пересечения луча со сценой:</w:t>
+        <w:t>Входные данные: изображение со следующей информацией в точке первого пересечения луча со сценой:</w:t>
       </w:r>
     </w:p>
     <w:p>
@@ -1609,23 +1571,7 @@
           <w:sz w:val="28"/>
           <w:szCs w:val="28"/>
         </w:rPr>
-        <w:t>Задание</w:t>
-      </w:r>
-      <w:r>
-        <w:rPr>
-          <w:rFonts w:ascii="Times New Roman" w:hAnsi="Times New Roman" w:cs="Times New Roman"/>
-          <w:sz w:val="28"/>
-          <w:szCs w:val="28"/>
-        </w:rPr>
-        <w:t>: реализовать</w:t>
-      </w:r>
-      <w:r>
-        <w:rPr>
-          <w:rFonts w:ascii="Times New Roman" w:hAnsi="Times New Roman" w:cs="Times New Roman"/>
-          <w:sz w:val="28"/>
-          <w:szCs w:val="28"/>
-        </w:rPr>
-        <w:t xml:space="preserve"> метод билатеральной фильтрации синтезированного изображения с сохранением границ объектов. Показать корректность результатов фильтрации.</w:t>
+        <w:t>Задание: реализовать метод билатеральной фильтрации синтезированного изображения с сохранением границ объектов. Показать корректность результатов фильтрации.</w:t>
       </w:r>
     </w:p>
     <w:p>
@@ -1658,7 +1604,7 @@
           <w:szCs w:val="32"/>
         </w:rPr>
       </w:pPr>
-      <w:bookmarkStart w:id="2" w:name="_Toc228840568"/>
+      <w:bookmarkStart w:id="2" w:name="_Toc231215016"/>
       <w:r>
         <w:rPr>
           <w:rFonts w:ascii="Times New Roman" w:eastAsia="Calibri" w:hAnsi="Times New Roman" w:cs="Times New Roman"/>
@@ -1766,6 +1712,7 @@
             </w:pPr>
             <w:r>
               <w:rPr>
+                <w:noProof/>
                 <w:lang w:val="en-US"/>
               </w:rPr>
               <w:lastRenderedPageBreak/>
@@ -1829,6 +1776,7 @@
                 <w:rFonts w:ascii="Times New Roman" w:eastAsia="Calibri" w:hAnsi="Times New Roman" w:cs="Times New Roman"/>
                 <w:bCs/>
                 <w:iCs/>
+                <w:noProof/>
                 <w:color w:val="000000" w:themeColor="text1"/>
                 <w:sz w:val="28"/>
                 <w:szCs w:val="28"/>
@@ -2069,16 +2017,7 @@
           <w:sz w:val="28"/>
           <w:szCs w:val="28"/>
         </w:rPr>
-        <w:t>=4</w:t>
-      </w:r>
-      <w:r>
-        <w:rPr>
-          <w:rFonts w:ascii="Times New Roman" w:hAnsi="Times New Roman" w:cs="Times New Roman"/>
-          <w:color w:val="000000" w:themeColor="text1"/>
-          <w:sz w:val="28"/>
-          <w:szCs w:val="28"/>
-        </w:rPr>
-        <w:t>)</w:t>
+        <w:t>=4)</w:t>
       </w:r>
     </w:p>
     <w:p>
@@ -2472,7 +2411,7 @@
           <w:szCs w:val="32"/>
         </w:rPr>
       </w:pPr>
-      <w:bookmarkStart w:id="3" w:name="_Toc228840569"/>
+      <w:bookmarkStart w:id="3" w:name="_Toc231215017"/>
       <w:r>
         <w:rPr>
           <w:rFonts w:ascii="Times New Roman" w:eastAsia="Calibri" w:hAnsi="Times New Roman" w:cs="Times New Roman"/>
@@ -2494,7 +2433,18 @@
           <w:sz w:val="32"/>
           <w:szCs w:val="32"/>
         </w:rPr>
-        <w:t xml:space="preserve">формирования </w:t>
+        <w:t>обработки</w:t>
+      </w:r>
+      <w:r>
+        <w:rPr>
+          <w:rFonts w:ascii="Times New Roman" w:eastAsia="Calibri" w:hAnsi="Times New Roman" w:cs="Times New Roman"/>
+          <w:b/>
+          <w:bCs/>
+          <w:color w:val="000000" w:themeColor="text1"/>
+          <w:sz w:val="32"/>
+          <w:szCs w:val="32"/>
+        </w:rPr>
+        <w:t xml:space="preserve"> </w:t>
       </w:r>
       <w:r>
         <w:rPr>
@@ -2650,7 +2600,7 @@
           <w:szCs w:val="32"/>
         </w:rPr>
       </w:pPr>
-      <w:bookmarkStart w:id="4" w:name="_Toc228840570"/>
+      <w:bookmarkStart w:id="4" w:name="_Toc231215018"/>
       <w:r>
         <w:rPr>
           <w:rFonts w:ascii="Times New Roman" w:eastAsia="Calibri" w:hAnsi="Times New Roman" w:cs="Times New Roman"/>
@@ -2782,7 +2732,7 @@
           <w:szCs w:val="32"/>
         </w:rPr>
       </w:pPr>
-      <w:bookmarkStart w:id="5" w:name="_Toc228840571"/>
+      <w:bookmarkStart w:id="5" w:name="_Toc231215019"/>
       <w:r>
         <w:rPr>
           <w:rFonts w:ascii="Times New Roman" w:eastAsia="Calibri" w:hAnsi="Times New Roman" w:cs="Times New Roman"/>
@@ -4558,6 +4508,7 @@
   <w:style w:type="character" w:default="1" w:styleId="a0">
     <w:name w:val="Default Paragraph Font"/>
     <w:uiPriority w:val="1"/>
+    <w:semiHidden/>
     <w:unhideWhenUsed/>
   </w:style>
   <w:style w:type="table" w:default="1" w:styleId="a1">
@@ -5088,7 +5039,6 @@
     <w:sig w:usb0="20000287" w:usb1="00000003" w:usb2="00000000" w:usb3="00000000" w:csb0="0000019F" w:csb1="00000000"/>
   </w:font>
   <w:font w:name="Calibri">
-    <w:altName w:val="Calibri"/>
     <w:panose1 w:val="020F0502020204030204"/>
     <w:charset w:val="CC"/>
     <w:family w:val="swiss"/>
@@ -5114,6 +5064,7 @@
   </w:compat>
   <w:rsids>
     <w:rsidRoot w:val="00D50675"/>
+    <w:rsid w:val="000A7DCD"/>
     <w:rsid w:val="00120B20"/>
     <w:rsid w:val="003210A5"/>
     <w:rsid w:val="00363A38"/>
@@ -5122,6 +5073,7 @@
     <w:rsid w:val="0046694D"/>
     <w:rsid w:val="004D26F1"/>
     <w:rsid w:val="006878B5"/>
+    <w:rsid w:val="00744339"/>
     <w:rsid w:val="00882512"/>
     <w:rsid w:val="00AF1E5C"/>
     <w:rsid w:val="00BA691D"/>

--- a/docs/lab-5/report.docx
+++ b/docs/lab-5/report.docx
@@ -1072,7 +1072,7 @@
                 <w:sz w:val="28"/>
                 <w:szCs w:val="28"/>
               </w:rPr>
-              <w:t>7</w:t>
+              <w:t>8</w:t>
             </w:r>
             <w:r>
               <w:rPr>
@@ -1168,7 +1168,7 @@
                 <w:sz w:val="28"/>
                 <w:szCs w:val="28"/>
               </w:rPr>
-              <w:t>8</w:t>
+              <w:t>9</w:t>
             </w:r>
             <w:r>
               <w:rPr>
@@ -1264,7 +1264,7 @@
                 <w:sz w:val="28"/>
                 <w:szCs w:val="28"/>
               </w:rPr>
-              <w:t>9</w:t>
+              <w:t>10</w:t>
             </w:r>
             <w:r>
               <w:rPr>
@@ -1661,6 +1661,126 @@
           <w14:ligatures w14:val="none"/>
         </w:rPr>
       </w:pPr>
+      <w:r>
+        <w:rPr>
+          <w:rFonts w:ascii="Times New Roman" w:eastAsia="Calibri" w:hAnsi="Times New Roman" w:cs="Times New Roman"/>
+          <w:bCs/>
+          <w:iCs/>
+          <w:color w:val="000000" w:themeColor="text1"/>
+          <w:kern w:val="0"/>
+          <w:sz w:val="28"/>
+          <w:szCs w:val="28"/>
+          <w14:ligatures w14:val="none"/>
+        </w:rPr>
+        <w:t>- для каждого пикселя берется окно определенного радиуса</w:t>
+      </w:r>
+    </w:p>
+    <w:p>
+      <w:pPr>
+        <w:rPr>
+          <w:rFonts w:ascii="Times New Roman" w:eastAsia="Calibri" w:hAnsi="Times New Roman" w:cs="Times New Roman"/>
+          <w:bCs/>
+          <w:iCs/>
+          <w:color w:val="000000" w:themeColor="text1"/>
+          <w:kern w:val="0"/>
+          <w:sz w:val="28"/>
+          <w:szCs w:val="28"/>
+          <w14:ligatures w14:val="none"/>
+        </w:rPr>
+      </w:pPr>
+      <w:r>
+        <w:rPr>
+          <w:rFonts w:ascii="Times New Roman" w:eastAsia="Calibri" w:hAnsi="Times New Roman" w:cs="Times New Roman"/>
+          <w:bCs/>
+          <w:iCs/>
+          <w:color w:val="000000" w:themeColor="text1"/>
+          <w:kern w:val="0"/>
+          <w:sz w:val="28"/>
+          <w:szCs w:val="28"/>
+          <w14:ligatures w14:val="none"/>
+        </w:rPr>
+        <w:t>- каждый сосед получает вес в зависимости от набора его характеристик</w:t>
+      </w:r>
+    </w:p>
+    <w:p>
+      <w:pPr>
+        <w:rPr>
+          <w:rFonts w:ascii="Times New Roman" w:eastAsia="Calibri" w:hAnsi="Times New Roman" w:cs="Times New Roman"/>
+          <w:bCs/>
+          <w:iCs/>
+          <w:color w:val="000000" w:themeColor="text1"/>
+          <w:kern w:val="0"/>
+          <w:sz w:val="28"/>
+          <w:szCs w:val="28"/>
+          <w14:ligatures w14:val="none"/>
+        </w:rPr>
+      </w:pPr>
+      <w:r>
+        <w:rPr>
+          <w:rFonts w:ascii="Times New Roman" w:eastAsia="Calibri" w:hAnsi="Times New Roman" w:cs="Times New Roman"/>
+          <w:bCs/>
+          <w:iCs/>
+          <w:color w:val="000000" w:themeColor="text1"/>
+          <w:kern w:val="0"/>
+          <w:sz w:val="28"/>
+          <w:szCs w:val="28"/>
+          <w14:ligatures w14:val="none"/>
+        </w:rPr>
+        <w:t xml:space="preserve">- </w:t>
+      </w:r>
+      <w:r>
+        <w:rPr>
+          <w:rFonts w:ascii="Times New Roman" w:eastAsia="Calibri" w:hAnsi="Times New Roman" w:cs="Times New Roman"/>
+          <w:bCs/>
+          <w:iCs/>
+          <w:color w:val="000000" w:themeColor="text1"/>
+          <w:kern w:val="0"/>
+          <w:sz w:val="28"/>
+          <w:szCs w:val="28"/>
+          <w14:ligatures w14:val="none"/>
+        </w:rPr>
+        <w:t xml:space="preserve">с учетом весов </w:t>
+      </w:r>
+      <w:r>
+        <w:rPr>
+          <w:rFonts w:ascii="Times New Roman" w:eastAsia="Calibri" w:hAnsi="Times New Roman" w:cs="Times New Roman"/>
+          <w:bCs/>
+          <w:iCs/>
+          <w:color w:val="000000" w:themeColor="text1"/>
+          <w:kern w:val="0"/>
+          <w:sz w:val="28"/>
+          <w:szCs w:val="28"/>
+          <w14:ligatures w14:val="none"/>
+        </w:rPr>
+        <w:t>непрямые яркости соседей суммируются и усредняются</w:t>
+      </w:r>
+    </w:p>
+    <w:p>
+      <w:pPr>
+        <w:rPr>
+          <w:rFonts w:ascii="Times New Roman" w:eastAsia="Calibri" w:hAnsi="Times New Roman" w:cs="Times New Roman"/>
+          <w:bCs/>
+          <w:iCs/>
+          <w:color w:val="000000" w:themeColor="text1"/>
+          <w:kern w:val="0"/>
+          <w:sz w:val="28"/>
+          <w:szCs w:val="28"/>
+          <w14:ligatures w14:val="none"/>
+        </w:rPr>
+      </w:pPr>
+      <w:r>
+        <w:rPr>
+          <w:rFonts w:ascii="Times New Roman" w:eastAsia="Calibri" w:hAnsi="Times New Roman" w:cs="Times New Roman"/>
+          <w:bCs/>
+          <w:iCs/>
+          <w:color w:val="000000" w:themeColor="text1"/>
+          <w:kern w:val="0"/>
+          <w:sz w:val="28"/>
+          <w:szCs w:val="28"/>
+          <w14:ligatures w14:val="none"/>
+        </w:rPr>
+        <w:t>- сумма прямого и отфильтрованного непрямого цветов – итоговой цвет</w:t>
+      </w:r>
     </w:p>
     <w:p>
       <w:pPr>
@@ -2162,6 +2282,9 @@
     <w:p>
       <w:pPr>
         <w:keepNext/>
+        <w:rPr>
+          <w:lang w:val="en-US"/>
+        </w:rPr>
       </w:pPr>
       <w:r>
         <w:rPr>
@@ -2275,7 +2398,19 @@
                               <w:rPr>
                                 <w:lang w:val="en-US"/>
                               </w:rPr>
-                              <w:t>normalPower = 16.0</w:t>
+                              <w:t>sigmaNormal</w:t>
+                            </w:r>
+                            <w:r>
+                              <w:rPr>
+                                <w:lang w:val="en-US"/>
+                              </w:rPr>
+                              <w:t xml:space="preserve"> = </w:t>
+                            </w:r>
+                            <w:r>
+                              <w:rPr>
+                                <w:lang w:val="en-US"/>
+                              </w:rPr>
+                              <w:t>0.35</w:t>
                             </w:r>
                           </w:p>
                         </w:txbxContent>
@@ -2360,7 +2495,19 @@
                         <w:rPr>
                           <w:lang w:val="en-US"/>
                         </w:rPr>
-                        <w:t>normalPower = 16.0</w:t>
+                        <w:t>sigmaNormal</w:t>
+                      </w:r>
+                      <w:r>
+                        <w:rPr>
+                          <w:lang w:val="en-US"/>
+                        </w:rPr>
+                        <w:t xml:space="preserve"> = </w:t>
+                      </w:r>
+                      <w:r>
+                        <w:rPr>
+                          <w:lang w:val="en-US"/>
+                        </w:rPr>
+                        <w:t>0.35</w:t>
                       </w:r>
                     </w:p>
                   </w:txbxContent>
@@ -2375,12 +2522,343 @@
     <w:p>
       <w:pPr>
         <w:rPr>
+          <w:lang w:val="en-US"/>
+        </w:rPr>
+      </w:pPr>
+      <w:r>
+        <w:rPr>
+          <w:lang w:val="en-US"/>
+        </w:rPr>
+        <w:br w:type="page"/>
+      </w:r>
+    </w:p>
+    <w:p>
+      <w:pPr>
+        <w:keepNext/>
+        <w:rPr>
+          <w:rFonts w:ascii="Times New Roman" w:hAnsi="Times New Roman" w:cs="Times New Roman"/>
+          <w:sz w:val="28"/>
+          <w:szCs w:val="28"/>
+        </w:rPr>
+      </w:pPr>
+      <w:r>
+        <w:rPr>
+          <w:rFonts w:ascii="Times New Roman" w:hAnsi="Times New Roman" w:cs="Times New Roman"/>
+          <w:sz w:val="28"/>
+          <w:szCs w:val="28"/>
+        </w:rPr>
+        <w:lastRenderedPageBreak/>
+        <w:t>Вывод программы:</w:t>
+      </w:r>
+    </w:p>
+    <w:p>
+      <w:pPr>
+        <w:keepNext/>
+        <w:rPr>
+          <w:rFonts w:ascii="Times New Roman" w:hAnsi="Times New Roman" w:cs="Times New Roman"/>
+          <w:sz w:val="28"/>
+          <w:szCs w:val="28"/>
+        </w:rPr>
+      </w:pPr>
+      <w:r>
+        <w:rPr>
+          <w:rFonts w:ascii="Times New Roman" w:hAnsi="Times New Roman" w:cs="Times New Roman"/>
+          <w:noProof/>
+          <w:sz w:val="28"/>
+          <w:szCs w:val="28"/>
+        </w:rPr>
+        <mc:AlternateContent>
+          <mc:Choice Requires="wps">
+            <w:drawing>
+              <wp:inline distT="0" distB="0" distL="0" distR="0" wp14:anchorId="6EA8BCAD" wp14:editId="7A0769EC">
+                <wp:extent cx="6505575" cy="1404620"/>
+                <wp:effectExtent l="0" t="0" r="28575" b="14605"/>
+                <wp:docPr id="235186611" name="Надпись 2"/>
+                <wp:cNvGraphicFramePr>
+                  <a:graphicFrameLocks xmlns:a="http://schemas.openxmlformats.org/drawingml/2006/main"/>
+                </wp:cNvGraphicFramePr>
+                <a:graphic xmlns:a="http://schemas.openxmlformats.org/drawingml/2006/main">
+                  <a:graphicData uri="http://schemas.microsoft.com/office/word/2010/wordprocessingShape">
+                    <wps:wsp>
+                      <wps:cNvSpPr txBox="1">
+                        <a:spLocks noChangeArrowheads="1"/>
+                      </wps:cNvSpPr>
+                      <wps:spPr bwMode="auto">
+                        <a:xfrm>
+                          <a:off x="0" y="0"/>
+                          <a:ext cx="6505575" cy="1404620"/>
+                        </a:xfrm>
+                        <a:prstGeom prst="rect">
+                          <a:avLst/>
+                        </a:prstGeom>
+                        <a:solidFill>
+                          <a:srgbClr val="FFFFFF"/>
+                        </a:solidFill>
+                        <a:ln w="9525">
+                          <a:solidFill>
+                            <a:srgbClr val="000000"/>
+                          </a:solidFill>
+                          <a:miter lim="800000"/>
+                          <a:headEnd/>
+                          <a:tailEnd/>
+                        </a:ln>
+                      </wps:spPr>
+                      <wps:txbx>
+                        <w:txbxContent>
+                          <w:p>
+                            <w:pPr>
+                              <w:rPr>
+                                <w:lang w:val="en-US"/>
+                              </w:rPr>
+                            </w:pPr>
+                            <w:r>
+                              <w:rPr>
+                                <w:lang w:val="en-US"/>
+                              </w:rPr>
+                              <w:t>Lab 5 render: 1000x1000, spp=24, maxDepth=8, rrStart=4, threads=11</w:t>
+                            </w:r>
+                          </w:p>
+                          <w:p>
+                            <w:pPr>
+                              <w:rPr>
+                                <w:lang w:val="en-US"/>
+                              </w:rPr>
+                            </w:pPr>
+                            <w:r>
+                              <w:rPr>
+                                <w:lang w:val="en-US"/>
+                              </w:rPr>
+                              <w:t>Render time: 13.061 s</w:t>
+                            </w:r>
+                          </w:p>
+                          <w:p>
+                            <w:pPr>
+                              <w:rPr>
+                                <w:lang w:val="en-US"/>
+                              </w:rPr>
+                            </w:pPr>
+                            <w:r>
+                              <w:rPr>
+                                <w:lang w:val="en-US"/>
+                              </w:rPr>
+                              <w:t>Filter time: 2.844 s</w:t>
+                            </w:r>
+                          </w:p>
+                          <w:p>
+                            <w:pPr>
+                              <w:rPr>
+                                <w:lang w:val="en-US"/>
+                              </w:rPr>
+                            </w:pPr>
+                            <w:r>
+                              <w:rPr>
+                                <w:lang w:val="en-US"/>
+                              </w:rPr>
+                              <w:t>Brightness check:</w:t>
+                            </w:r>
+                          </w:p>
+                          <w:p>
+                            <w:pPr>
+                              <w:rPr>
+                                <w:lang w:val="en-US"/>
+                              </w:rPr>
+                            </w:pPr>
+                            <w:r>
+                              <w:rPr>
+                                <w:lang w:val="en-US"/>
+                              </w:rPr>
+                              <w:t xml:space="preserve">  direct: before=94354.730262440, after=94354.730262440, delta=+0.000000000, relative=+0.000000%</w:t>
+                            </w:r>
+                          </w:p>
+                          <w:p>
+                            <w:pPr>
+                              <w:rPr>
+                                <w:lang w:val="en-US"/>
+                              </w:rPr>
+                            </w:pPr>
+                            <w:r>
+                              <w:rPr>
+                                <w:lang w:val="en-US"/>
+                              </w:rPr>
+                              <w:t xml:space="preserve">  </w:t>
+                            </w:r>
+                            <w:r>
+                              <w:rPr>
+                                <w:lang w:val="en-US"/>
+                              </w:rPr>
+                              <w:t>indirect: before=12999.533411225, after=12999.366922835, delta=-0.166488390, relative=-0.001281%</w:t>
+                            </w:r>
+                          </w:p>
+                          <w:p>
+                            <w:pPr>
+                              <w:rPr>
+                                <w:lang w:val="en-US"/>
+                              </w:rPr>
+                            </w:pPr>
+                            <w:r>
+                              <w:rPr>
+                                <w:lang w:val="en-US"/>
+                              </w:rPr>
+                              <w:t xml:space="preserve">  total: before=107354.263673664, after=107354.097185274, delta=-0.166488390, relative=-0.000155%</w:t>
+                            </w:r>
+                          </w:p>
+                          <w:p>
+                            <w:pPr>
+                              <w:rPr>
+                                <w:lang w:val="en-US"/>
+                              </w:rPr>
+                            </w:pPr>
+                            <w:r>
+                              <w:rPr>
+                                <w:lang w:val="en-US"/>
+                              </w:rPr>
+                              <w:t>Saved images to: output/lab-5/</w:t>
+                            </w:r>
+                          </w:p>
+                        </w:txbxContent>
+                      </wps:txbx>
+                      <wps:bodyPr rot="0" vert="horz" wrap="square" lIns="91440" tIns="45720" rIns="91440" bIns="45720" anchor="t" anchorCtr="0">
+                        <a:spAutoFit/>
+                      </wps:bodyPr>
+                    </wps:wsp>
+                  </a:graphicData>
+                </a:graphic>
+              </wp:inline>
+            </w:drawing>
+          </mc:Choice>
+          <mc:Fallback>
+            <w:pict>
+              <v:shape w14:anchorId="6EA8BCAD" id="_x0000_s1027" type="#_x0000_t202" style="width:512.25pt;height:110.6pt;visibility:visible;mso-wrap-style:square;mso-left-percent:-10001;mso-top-percent:-10001;mso-position-horizontal:absolute;mso-position-horizontal-relative:char;mso-position-vertical:absolute;mso-position-vertical-relative:line;mso-left-percent:-10001;mso-top-percent:-10001;v-text-anchor:top" o:gfxdata="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">
+                <v:textbox style="mso-fit-shape-to-text:t">
+                  <w:txbxContent>
+                    <w:p>
+                      <w:pPr>
+                        <w:rPr>
+                          <w:lang w:val="en-US"/>
+                        </w:rPr>
+                      </w:pPr>
+                      <w:r>
+                        <w:rPr>
+                          <w:lang w:val="en-US"/>
+                        </w:rPr>
+                        <w:t>Lab 5 render: 1000x1000, spp=24, maxDepth=8, rrStart=4, threads=11</w:t>
+                      </w:r>
+                    </w:p>
+                    <w:p>
+                      <w:pPr>
+                        <w:rPr>
+                          <w:lang w:val="en-US"/>
+                        </w:rPr>
+                      </w:pPr>
+                      <w:r>
+                        <w:rPr>
+                          <w:lang w:val="en-US"/>
+                        </w:rPr>
+                        <w:t>Render time: 13.061 s</w:t>
+                      </w:r>
+                    </w:p>
+                    <w:p>
+                      <w:pPr>
+                        <w:rPr>
+                          <w:lang w:val="en-US"/>
+                        </w:rPr>
+                      </w:pPr>
+                      <w:r>
+                        <w:rPr>
+                          <w:lang w:val="en-US"/>
+                        </w:rPr>
+                        <w:t>Filter time: 2.844 s</w:t>
+                      </w:r>
+                    </w:p>
+                    <w:p>
+                      <w:pPr>
+                        <w:rPr>
+                          <w:lang w:val="en-US"/>
+                        </w:rPr>
+                      </w:pPr>
+                      <w:r>
+                        <w:rPr>
+                          <w:lang w:val="en-US"/>
+                        </w:rPr>
+                        <w:t>Brightness check:</w:t>
+                      </w:r>
+                    </w:p>
+                    <w:p>
+                      <w:pPr>
+                        <w:rPr>
+                          <w:lang w:val="en-US"/>
+                        </w:rPr>
+                      </w:pPr>
+                      <w:r>
+                        <w:rPr>
+                          <w:lang w:val="en-US"/>
+                        </w:rPr>
+                        <w:t xml:space="preserve">  direct: before=94354.730262440, after=94354.730262440, delta=+0.000000000, relative=+0.000000%</w:t>
+                      </w:r>
+                    </w:p>
+                    <w:p>
+                      <w:pPr>
+                        <w:rPr>
+                          <w:lang w:val="en-US"/>
+                        </w:rPr>
+                      </w:pPr>
+                      <w:r>
+                        <w:rPr>
+                          <w:lang w:val="en-US"/>
+                        </w:rPr>
+                        <w:t xml:space="preserve">  </w:t>
+                      </w:r>
+                      <w:r>
+                        <w:rPr>
+                          <w:lang w:val="en-US"/>
+                        </w:rPr>
+                        <w:t>indirect: before=12999.533411225, after=12999.366922835, delta=-0.166488390, relative=-0.001281%</w:t>
+                      </w:r>
+                    </w:p>
+                    <w:p>
+                      <w:pPr>
+                        <w:rPr>
+                          <w:lang w:val="en-US"/>
+                        </w:rPr>
+                      </w:pPr>
+                      <w:r>
+                        <w:rPr>
+                          <w:lang w:val="en-US"/>
+                        </w:rPr>
+                        <w:t xml:space="preserve">  total: before=107354.263673664, after=107354.097185274, delta=-0.166488390, relative=-0.000155%</w:t>
+                      </w:r>
+                    </w:p>
+                    <w:p>
+                      <w:pPr>
+                        <w:rPr>
+                          <w:lang w:val="en-US"/>
+                        </w:rPr>
+                      </w:pPr>
+                      <w:r>
+                        <w:rPr>
+                          <w:lang w:val="en-US"/>
+                        </w:rPr>
+                        <w:t>Saved images to: output/lab-5/</w:t>
+                      </w:r>
+                    </w:p>
+                  </w:txbxContent>
+                </v:textbox>
+                <w10:anchorlock/>
+              </v:shape>
+            </w:pict>
+          </mc:Fallback>
+        </mc:AlternateContent>
+      </w:r>
+    </w:p>
+    <w:p>
+      <w:pPr>
+        <w:rPr>
           <w:rFonts w:ascii="Times New Roman" w:eastAsia="Calibri" w:hAnsi="Times New Roman" w:cs="Times New Roman"/>
           <w:bCs/>
           <w:color w:val="000000" w:themeColor="text1"/>
           <w:kern w:val="0"/>
-          <w:sz w:val="28"/>
-          <w:szCs w:val="28"/>
+          <w:sz w:val="36"/>
+          <w:szCs w:val="36"/>
           <w14:ligatures w14:val="none"/>
         </w:rPr>
       </w:pPr>
@@ -2390,8 +2868,8 @@
           <w:bCs/>
           <w:color w:val="000000" w:themeColor="text1"/>
           <w:kern w:val="0"/>
-          <w:sz w:val="28"/>
-          <w:szCs w:val="28"/>
+          <w:sz w:val="36"/>
+          <w:szCs w:val="36"/>
           <w14:ligatures w14:val="none"/>
         </w:rPr>
         <w:br w:type="page"/>
@@ -5074,8 +5552,10 @@
     <w:rsid w:val="004D26F1"/>
     <w:rsid w:val="006878B5"/>
     <w:rsid w:val="00744339"/>
+    <w:rsid w:val="0083333A"/>
     <w:rsid w:val="00882512"/>
     <w:rsid w:val="00AF1E5C"/>
+    <w:rsid w:val="00B42BC4"/>
     <w:rsid w:val="00BA691D"/>
     <w:rsid w:val="00C2192E"/>
     <w:rsid w:val="00D50675"/>
